--- a/Mapped Curriculum Lesson - Supplemental Material/Grade 8/Lesson 34 - Several Functions/Several Functions - Worksheet.docx
+++ b/Mapped Curriculum Lesson - Supplemental Material/Grade 8/Lesson 34 - Several Functions/Several Functions - Worksheet.docx
@@ -1482,20 +1482,7 @@
         <w:rPr>
           <w:color w:val="080808"/>
         </w:rPr>
-        <w:t xml:space="preserve">, update menu route 2, and make choice 2 with value 6 display </w:t>
-      </w:r>
-      <w:r>
-        <w:rPr>
-          <w:color w:val="067D17"/>
-          <w:rFonts w:ascii="Consolas" w:hAnsi="Consolas"/>
-        </w:rPr>
-        <w:t>"Result:"</w:t>
-      </w:r>
-      <w:r>
-        <w:rPr>
-          <w:color w:val="080808"/>
-        </w:rPr>
-        <w:t xml:space="preserve"> 18.</w:t>
+        <w:t>, update menu route 2, and make choice 2 with value 6 display Result: 18.</w:t>
       </w:r>
     </w:p>
     <w:p w14:noSpellErr="1">

--- a/Mapped Curriculum Lesson - Supplemental Material/Grade 8/Lesson 34 - Several Functions/Several Functions - Worksheet.docx
+++ b/Mapped Curriculum Lesson - Supplemental Material/Grade 8/Lesson 34 - Several Functions/Several Functions - Worksheet.docx
@@ -1456,33 +1456,124 @@
         <w:rPr>
           <w:color w:val="080808"/>
         </w:rPr>
-        <w:t xml:space="preserve">Change </w:t>
+        <w:t xml:space="preserve">Rename </w:t>
       </w:r>
       <w:r>
         <w:rPr>
           <w:color w:val="1750EB"/>
           <w:rFonts w:ascii="Consolas" w:hAnsi="Consolas"/>
         </w:rPr>
-        <w:t>square()</w:t>
-      </w:r>
-      <w:r>
-        <w:rPr>
-          <w:color w:val="080808"/>
-        </w:rPr>
-        <w:t xml:space="preserve"> into </w:t>
+        <w:t>square</w:t>
+      </w:r>
+      <w:r>
+        <w:rPr>
+          <w:color w:val="080808"/>
+        </w:rPr>
+        <w:t xml:space="preserve">(number) to </w:t>
       </w:r>
       <w:r>
         <w:rPr>
           <w:color w:val="1750EB"/>
           <w:rFonts w:ascii="Consolas" w:hAnsi="Consolas"/>
         </w:rPr>
-        <w:t>triple()</w:t>
-      </w:r>
-      <w:r>
-        <w:rPr>
-          <w:color w:val="080808"/>
-        </w:rPr>
-        <w:t>, update menu route 2, and make choice 2 with value 6 display Result: 18.</w:t>
+        <w:t>triple</w:t>
+      </w:r>
+      <w:r>
+        <w:rPr>
+          <w:color w:val="080808"/>
+        </w:rPr>
+        <w:t xml:space="preserve">(number) and </w:t>
+      </w:r>
+      <w:r>
+        <w:rPr>
+          <w:color w:val="1750EB"/>
+          <w:rFonts w:ascii="Consolas" w:hAnsi="Consolas"/>
+        </w:rPr>
+        <w:t>return</w:t>
+      </w:r>
+      <w:r>
+        <w:rPr>
+          <w:color w:val="080808"/>
+        </w:rPr>
+        <w:t xml:space="preserve"> number * 3. Change menu option 2 from </w:t>
+      </w:r>
+      <w:r>
+        <w:rPr>
+          <w:color w:val="067D17"/>
+          <w:rFonts w:ascii="Consolas" w:hAnsi="Consolas"/>
+        </w:rPr>
+        <w:t>"square"</w:t>
+      </w:r>
+      <w:r>
+        <w:rPr>
+          <w:color w:val="080808"/>
+        </w:rPr>
+        <w:t xml:space="preserve"> to </w:t>
+      </w:r>
+      <w:r>
+        <w:rPr>
+          <w:color w:val="067D17"/>
+          <w:rFonts w:ascii="Consolas" w:hAnsi="Consolas"/>
+        </w:rPr>
+        <w:t>"triple"</w:t>
+      </w:r>
+      <w:r>
+        <w:rPr>
+          <w:color w:val="080808"/>
+        </w:rPr>
+        <w:t xml:space="preserve">, then call </w:t>
+      </w:r>
+      <w:r>
+        <w:rPr>
+          <w:color w:val="1750EB"/>
+          <w:rFonts w:ascii="Consolas" w:hAnsi="Consolas"/>
+        </w:rPr>
+        <w:t>triple</w:t>
+      </w:r>
+      <w:r>
+        <w:rPr>
+          <w:color w:val="080808"/>
+        </w:rPr>
+        <w:t xml:space="preserve">(value) when [choice] is </w:t>
+      </w:r>
+      <w:r>
+        <w:rPr>
+          <w:color w:val="067D17"/>
+          <w:rFonts w:ascii="Consolas" w:hAnsi="Consolas"/>
+        </w:rPr>
+        <w:t>"2"</w:t>
+      </w:r>
+      <w:r>
+        <w:rPr>
+          <w:color w:val="080808"/>
+        </w:rPr>
+        <w:t xml:space="preserve">. Test </w:t>
+      </w:r>
+      <w:r>
+        <w:rPr>
+          <w:color w:val="067D17"/>
+          <w:rFonts w:ascii="Consolas" w:hAnsi="Consolas"/>
+        </w:rPr>
+        <w:t>"2"</w:t>
+      </w:r>
+      <w:r>
+        <w:rPr>
+          <w:color w:val="080808"/>
+        </w:rPr>
+        <w:t xml:space="preserve"> and 6; display </w:t>
+      </w:r>
+      <w:r>
+        <w:rPr>
+          <w:color w:val="067D17"/>
+          <w:rFonts w:ascii="Consolas" w:hAnsi="Consolas"/>
+        </w:rPr>
+        <w:t>"Result: 18"</w:t>
+      </w:r>
+      <w:r>
+        <w:rPr>
+          <w:color w:val="080808"/>
+        </w:rPr>
+        <w:t>.</w:t>
       </w:r>
     </w:p>
     <w:p w14:noSpellErr="1">
@@ -1572,7 +1663,7 @@
         <w:rPr>
           <w:color w:val="080808"/>
         </w:rPr>
-        <w:t xml:space="preserve">Add a third function called </w:t>
+        <w:t xml:space="preserve">Add a function called </w:t>
       </w:r>
       <w:r>
         <w:rPr>
@@ -1585,7 +1676,131 @@
         <w:rPr>
           <w:color w:val="080808"/>
         </w:rPr>
-        <w:t>(number) that returns number / 2. Add menu route 3 and an invalid-choice message. Test 3 with 5 and x with 5.</w:t>
+        <w:t xml:space="preserve">(number) that returns number / 2. Add </w:t>
+      </w:r>
+      <w:r>
+        <w:rPr>
+          <w:color w:val="067D17"/>
+          <w:rFonts w:ascii="Consolas" w:hAnsi="Consolas"/>
+        </w:rPr>
+        <w:t>"3: half"</w:t>
+      </w:r>
+      <w:r>
+        <w:rPr>
+          <w:color w:val="080808"/>
+        </w:rPr>
+        <w:t xml:space="preserve"> to the menu and use an </w:t>
+      </w:r>
+      <w:r>
+        <w:rPr>
+          <w:color w:val="1750EB"/>
+          <w:rFonts w:ascii="Consolas" w:hAnsi="Consolas"/>
+        </w:rPr>
+        <w:t>elif</w:t>
+      </w:r>
+      <w:r>
+        <w:rPr>
+          <w:color w:val="080808"/>
+        </w:rPr>
+        <w:t xml:space="preserve"> condition to call </w:t>
+      </w:r>
+      <w:r>
+        <w:rPr>
+          <w:color w:val="1750EB"/>
+          <w:rFonts w:ascii="Consolas" w:hAnsi="Consolas"/>
+        </w:rPr>
+        <w:t>half</w:t>
+      </w:r>
+      <w:r>
+        <w:rPr>
+          <w:color w:val="080808"/>
+        </w:rPr>
+        <w:t xml:space="preserve">(value) when [choice] is </w:t>
+      </w:r>
+      <w:r>
+        <w:rPr>
+          <w:color w:val="067D17"/>
+          <w:rFonts w:ascii="Consolas" w:hAnsi="Consolas"/>
+        </w:rPr>
+        <w:t>"3"</w:t>
+      </w:r>
+      <w:r>
+        <w:rPr>
+          <w:color w:val="080808"/>
+        </w:rPr>
+        <w:t xml:space="preserve">. Add an </w:t>
+      </w:r>
+      <w:r>
+        <w:rPr>
+          <w:color w:val="1750EB"/>
+          <w:rFonts w:ascii="Consolas" w:hAnsi="Consolas"/>
+        </w:rPr>
+        <w:t>else</w:t>
+      </w:r>
+      <w:r>
+        <w:rPr>
+          <w:color w:val="080808"/>
+        </w:rPr>
+        <w:t xml:space="preserve"> block that displays </w:t>
+      </w:r>
+      <w:r>
+        <w:rPr>
+          <w:color w:val="067D17"/>
+          <w:rFonts w:ascii="Consolas" w:hAnsi="Consolas"/>
+        </w:rPr>
+        <w:t>"Invalid choice."</w:t>
+      </w:r>
+      <w:r>
+        <w:rPr>
+          <w:color w:val="080808"/>
+        </w:rPr>
+        <w:t xml:space="preserve"> Test </w:t>
+      </w:r>
+      <w:r>
+        <w:rPr>
+          <w:color w:val="067D17"/>
+          <w:rFonts w:ascii="Consolas" w:hAnsi="Consolas"/>
+        </w:rPr>
+        <w:t>"3"</w:t>
+      </w:r>
+      <w:r>
+        <w:rPr>
+          <w:color w:val="080808"/>
+        </w:rPr>
+        <w:t xml:space="preserve"> and 5; display </w:t>
+      </w:r>
+      <w:r>
+        <w:rPr>
+          <w:color w:val="067D17"/>
+          <w:rFonts w:ascii="Consolas" w:hAnsi="Consolas"/>
+        </w:rPr>
+        <w:t>"Result: 2.5"</w:t>
+      </w:r>
+      <w:r>
+        <w:rPr>
+          <w:color w:val="080808"/>
+        </w:rPr>
+        <w:t xml:space="preserve">. Test </w:t>
+      </w:r>
+      <w:r>
+        <w:rPr>
+          <w:color w:val="067D17"/>
+          <w:rFonts w:ascii="Consolas" w:hAnsi="Consolas"/>
+        </w:rPr>
+        <w:t>"x"</w:t>
+      </w:r>
+      <w:r>
+        <w:rPr>
+          <w:color w:val="080808"/>
+        </w:rPr>
+        <w:t xml:space="preserve"> and 5; display </w:t>
+      </w:r>
+      <w:r>
+        <w:rPr>
+          <w:color w:val="067D17"/>
+          <w:rFonts w:ascii="Consolas" w:hAnsi="Consolas"/>
+        </w:rPr>
+        <w:t>"Invalid choice."</w:t>
       </w:r>
     </w:p>
     <w:p>
@@ -1612,7 +1827,235 @@
         <w:rPr>
           <w:color w:val="080808"/>
         </w:rPr>
-        <w:t>Build a measurement helper with separate functions to show a menu, calculate rectangle area, and calculate rectangle perimeter. The main program collects length and width, selects one calculation, and displays a labelled result; include an invalid route.</w:t>
+        <w:t xml:space="preserve">Write </w:t>
+      </w:r>
+      <w:r>
+        <w:rPr>
+          <w:color w:val="1750EB"/>
+          <w:rFonts w:ascii="Consolas" w:hAnsi="Consolas"/>
+        </w:rPr>
+        <w:t>show_menu()</w:t>
+      </w:r>
+      <w:r>
+        <w:rPr>
+          <w:color w:val="080808"/>
+        </w:rPr>
+        <w:t xml:space="preserve"> to display </w:t>
+      </w:r>
+      <w:r>
+        <w:rPr>
+          <w:color w:val="067D17"/>
+          <w:rFonts w:ascii="Consolas" w:hAnsi="Consolas"/>
+        </w:rPr>
+        <w:t>"1: area, 2: perimeter"</w:t>
+      </w:r>
+      <w:r>
+        <w:rPr>
+          <w:color w:val="080808"/>
+        </w:rPr>
+        <w:t xml:space="preserve">. Write </w:t>
+      </w:r>
+      <w:r>
+        <w:rPr>
+          <w:color w:val="1750EB"/>
+          <w:rFonts w:ascii="Consolas" w:hAnsi="Consolas"/>
+        </w:rPr>
+        <w:t>area</w:t>
+      </w:r>
+      <w:r>
+        <w:rPr>
+          <w:color w:val="080808"/>
+        </w:rPr>
+        <w:t xml:space="preserve">(length, width) to </w:t>
+      </w:r>
+      <w:r>
+        <w:rPr>
+          <w:color w:val="1750EB"/>
+          <w:rFonts w:ascii="Consolas" w:hAnsi="Consolas"/>
+        </w:rPr>
+        <w:t>return</w:t>
+      </w:r>
+      <w:r>
+        <w:rPr>
+          <w:color w:val="080808"/>
+        </w:rPr>
+        <w:t xml:space="preserve"> length * width. Write </w:t>
+      </w:r>
+      <w:r>
+        <w:rPr>
+          <w:color w:val="1750EB"/>
+          <w:rFonts w:ascii="Consolas" w:hAnsi="Consolas"/>
+        </w:rPr>
+        <w:t>perimeter</w:t>
+      </w:r>
+      <w:r>
+        <w:rPr>
+          <w:color w:val="080808"/>
+        </w:rPr>
+        <w:t xml:space="preserve">(length, width) to </w:t>
+      </w:r>
+      <w:r>
+        <w:rPr>
+          <w:color w:val="1750EB"/>
+          <w:rFonts w:ascii="Consolas" w:hAnsi="Consolas"/>
+        </w:rPr>
+        <w:t>return</w:t>
+      </w:r>
+      <w:r>
+        <w:rPr>
+          <w:color w:val="080808"/>
+        </w:rPr>
+        <w:t xml:space="preserve"> 2 * length + 2 * width. In the main program, call </w:t>
+      </w:r>
+      <w:r>
+        <w:rPr>
+          <w:color w:val="1750EB"/>
+          <w:rFonts w:ascii="Consolas" w:hAnsi="Consolas"/>
+        </w:rPr>
+        <w:t>show_menu()</w:t>
+      </w:r>
+      <w:r>
+        <w:rPr>
+          <w:color w:val="080808"/>
+        </w:rPr>
+        <w:t xml:space="preserve">, then ask for [choice], [length] and [width]. Display </w:t>
+      </w:r>
+      <w:r>
+        <w:rPr>
+          <w:color w:val="067D17"/>
+          <w:rFonts w:ascii="Consolas" w:hAnsi="Consolas"/>
+        </w:rPr>
+        <w:t>"Area:"</w:t>
+      </w:r>
+      <w:r>
+        <w:rPr>
+          <w:color w:val="080808"/>
+        </w:rPr>
+        <w:t xml:space="preserve"> when [choice] is </w:t>
+      </w:r>
+      <w:r>
+        <w:rPr>
+          <w:color w:val="067D17"/>
+          <w:rFonts w:ascii="Consolas" w:hAnsi="Consolas"/>
+        </w:rPr>
+        <w:t>"1"</w:t>
+      </w:r>
+      <w:r>
+        <w:rPr>
+          <w:color w:val="080808"/>
+        </w:rPr>
+        <w:t xml:space="preserve">, </w:t>
+      </w:r>
+      <w:r>
+        <w:rPr>
+          <w:color w:val="067D17"/>
+          <w:rFonts w:ascii="Consolas" w:hAnsi="Consolas"/>
+        </w:rPr>
+        <w:t>"Perimeter:"</w:t>
+      </w:r>
+      <w:r>
+        <w:rPr>
+          <w:color w:val="080808"/>
+        </w:rPr>
+        <w:t xml:space="preserve"> when [choice] is </w:t>
+      </w:r>
+      <w:r>
+        <w:rPr>
+          <w:color w:val="067D17"/>
+          <w:rFonts w:ascii="Consolas" w:hAnsi="Consolas"/>
+        </w:rPr>
+        <w:t>"2"</w:t>
+      </w:r>
+      <w:r>
+        <w:rPr>
+          <w:color w:val="080808"/>
+        </w:rPr>
+        <w:t xml:space="preserve">, and </w:t>
+      </w:r>
+      <w:r>
+        <w:rPr>
+          <w:color w:val="067D17"/>
+          <w:rFonts w:ascii="Consolas" w:hAnsi="Consolas"/>
+        </w:rPr>
+        <w:t>"Invalid choice."</w:t>
+      </w:r>
+      <w:r>
+        <w:rPr>
+          <w:color w:val="080808"/>
+        </w:rPr>
+        <w:t xml:space="preserve"> for any other value. Test </w:t>
+      </w:r>
+      <w:r>
+        <w:rPr>
+          <w:color w:val="067D17"/>
+          <w:rFonts w:ascii="Consolas" w:hAnsi="Consolas"/>
+        </w:rPr>
+        <w:t>"1"</w:t>
+      </w:r>
+      <w:r>
+        <w:rPr>
+          <w:color w:val="080808"/>
+        </w:rPr>
+        <w:t xml:space="preserve">, 4 and 3; display </w:t>
+      </w:r>
+      <w:r>
+        <w:rPr>
+          <w:color w:val="067D17"/>
+          <w:rFonts w:ascii="Consolas" w:hAnsi="Consolas"/>
+        </w:rPr>
+        <w:t>"Area: 12.0"</w:t>
+      </w:r>
+      <w:r>
+        <w:rPr>
+          <w:color w:val="080808"/>
+        </w:rPr>
+        <w:t xml:space="preserve">. Test </w:t>
+      </w:r>
+      <w:r>
+        <w:rPr>
+          <w:color w:val="067D17"/>
+          <w:rFonts w:ascii="Consolas" w:hAnsi="Consolas"/>
+        </w:rPr>
+        <w:t>"2"</w:t>
+      </w:r>
+      <w:r>
+        <w:rPr>
+          <w:color w:val="080808"/>
+        </w:rPr>
+        <w:t xml:space="preserve">, 4 and 3; display </w:t>
+      </w:r>
+      <w:r>
+        <w:rPr>
+          <w:color w:val="067D17"/>
+          <w:rFonts w:ascii="Consolas" w:hAnsi="Consolas"/>
+        </w:rPr>
+        <w:t>"Perimeter: 14.0"</w:t>
+      </w:r>
+      <w:r>
+        <w:rPr>
+          <w:color w:val="080808"/>
+        </w:rPr>
+        <w:t xml:space="preserve">. Test </w:t>
+      </w:r>
+      <w:r>
+        <w:rPr>
+          <w:color w:val="067D17"/>
+          <w:rFonts w:ascii="Consolas" w:hAnsi="Consolas"/>
+        </w:rPr>
+        <w:t>"x"</w:t>
+      </w:r>
+      <w:r>
+        <w:rPr>
+          <w:color w:val="080808"/>
+        </w:rPr>
+        <w:t xml:space="preserve">, 4 and 3; display </w:t>
+      </w:r>
+      <w:r>
+        <w:rPr>
+          <w:color w:val="067D17"/>
+          <w:rFonts w:ascii="Consolas" w:hAnsi="Consolas"/>
+        </w:rPr>
+        <w:t>"Invalid choice."</w:t>
       </w:r>
     </w:p>
     <w:p>

--- a/Mapped Curriculum Lesson - Supplemental Material/Grade 8/Lesson 34 - Several Functions/Several Functions - Worksheet.docx
+++ b/Mapped Curriculum Lesson - Supplemental Material/Grade 8/Lesson 34 - Several Functions/Several Functions - Worksheet.docx
@@ -1456,25 +1456,29 @@
         <w:rPr>
           <w:color w:val="080808"/>
         </w:rPr>
-        <w:t xml:space="preserve">Rename </w:t>
-      </w:r>
-      <w:r>
-        <w:rPr>
-          <w:color w:val="1750EB"/>
-          <w:rFonts w:ascii="Consolas" w:hAnsi="Consolas"/>
-        </w:rPr>
-        <w:t>square</w:t>
-      </w:r>
-      <w:r>
-        <w:rPr>
-          <w:color w:val="080808"/>
-        </w:rPr>
-        <w:t xml:space="preserve">(number) to </w:t>
-      </w:r>
-      <w:r>
-        <w:rPr>
-          <w:color w:val="1750EB"/>
-          <w:rFonts w:ascii="Consolas" w:hAnsi="Consolas"/>
+        <w:t xml:space="preserve">Change the example's </w:t>
+      </w:r>
+      <w:r>
+        <w:rPr>
+          <w:color w:val="1750EB"/>
+          <w:rFonts w:ascii="JetBrains Mono" w:hAnsi="JetBrains Mono"/>
+          <w:sz w:val="20"/>
+          <w:szCs w:val="20"/>
+        </w:rPr>
+        <w:t>square()</w:t>
+      </w:r>
+      <w:r>
+        <w:rPr>
+          <w:color w:val="080808"/>
+        </w:rPr>
+        <w:t xml:space="preserve"> function into </w:t>
+      </w:r>
+      <w:r>
+        <w:rPr>
+          <w:color w:val="1750EB"/>
+          <w:rFonts w:ascii="JetBrains Mono" w:hAnsi="JetBrains Mono"/>
+          <w:sz w:val="20"/>
+          <w:szCs w:val="20"/>
         </w:rPr>
         <w:t>triple</w:t>
       </w:r>
@@ -1482,12 +1486,14 @@
         <w:rPr>
           <w:color w:val="080808"/>
         </w:rPr>
-        <w:t xml:space="preserve">(number) and </w:t>
-      </w:r>
-      <w:r>
-        <w:rPr>
-          <w:color w:val="1750EB"/>
-          <w:rFonts w:ascii="Consolas" w:hAnsi="Consolas"/>
+        <w:t xml:space="preserve">(number), which should </w:t>
+      </w:r>
+      <w:r>
+        <w:rPr>
+          <w:color w:val="1750EB"/>
+          <w:rFonts w:ascii="JetBrains Mono" w:hAnsi="JetBrains Mono"/>
+          <w:sz w:val="20"/>
+          <w:szCs w:val="20"/>
         </w:rPr>
         <w:t>return</w:t>
       </w:r>
@@ -1495,77 +1501,44 @@
         <w:rPr>
           <w:color w:val="080808"/>
         </w:rPr>
-        <w:t xml:space="preserve"> number * 3. Change menu option 2 from </w:t>
+        <w:t xml:space="preserve"> number * 3. Update the menu text and the function call so option </w:t>
       </w:r>
       <w:r>
         <w:rPr>
           <w:color w:val="067D17"/>
-          <w:rFonts w:ascii="Consolas" w:hAnsi="Consolas"/>
-        </w:rPr>
-        <w:t>"square"</w:t>
-      </w:r>
-      <w:r>
-        <w:rPr>
-          <w:color w:val="080808"/>
-        </w:rPr>
-        <w:t xml:space="preserve"> to </w:t>
+          <w:rFonts w:ascii="JetBrains Mono" w:hAnsi="JetBrains Mono"/>
+          <w:sz w:val="20"/>
+          <w:szCs w:val="20"/>
+        </w:rPr>
+        <w:t>"2"</w:t>
+      </w:r>
+      <w:r>
+        <w:rPr>
+          <w:color w:val="080808"/>
+        </w:rPr>
+        <w:t xml:space="preserve"> triples. For example, </w:t>
       </w:r>
       <w:r>
         <w:rPr>
           <w:color w:val="067D17"/>
-          <w:rFonts w:ascii="Consolas" w:hAnsi="Consolas"/>
-        </w:rPr>
-        <w:t>"triple"</w:t>
-      </w:r>
-      <w:r>
-        <w:rPr>
-          <w:color w:val="080808"/>
-        </w:rPr>
-        <w:t xml:space="preserve">, then call </w:t>
-      </w:r>
-      <w:r>
-        <w:rPr>
-          <w:color w:val="1750EB"/>
-          <w:rFonts w:ascii="Consolas" w:hAnsi="Consolas"/>
-        </w:rPr>
-        <w:t>triple</w:t>
-      </w:r>
-      <w:r>
-        <w:rPr>
-          <w:color w:val="080808"/>
-        </w:rPr>
-        <w:t xml:space="preserve">(value) when [choice] is </w:t>
+          <w:rFonts w:ascii="JetBrains Mono" w:hAnsi="JetBrains Mono"/>
+          <w:sz w:val="20"/>
+          <w:szCs w:val="20"/>
+        </w:rPr>
+        <w:t>"2"</w:t>
+      </w:r>
+      <w:r>
+        <w:rPr>
+          <w:color w:val="080808"/>
+        </w:rPr>
+        <w:t xml:space="preserve"> and 6 display </w:t>
       </w:r>
       <w:r>
         <w:rPr>
           <w:color w:val="067D17"/>
-          <w:rFonts w:ascii="Consolas" w:hAnsi="Consolas"/>
-        </w:rPr>
-        <w:t>"2"</w:t>
-      </w:r>
-      <w:r>
-        <w:rPr>
-          <w:color w:val="080808"/>
-        </w:rPr>
-        <w:t xml:space="preserve">. Test </w:t>
-      </w:r>
-      <w:r>
-        <w:rPr>
-          <w:color w:val="067D17"/>
-          <w:rFonts w:ascii="Consolas" w:hAnsi="Consolas"/>
-        </w:rPr>
-        <w:t>"2"</w:t>
-      </w:r>
-      <w:r>
-        <w:rPr>
-          <w:color w:val="080808"/>
-        </w:rPr>
-        <w:t xml:space="preserve"> and 6; display </w:t>
-      </w:r>
-      <w:r>
-        <w:rPr>
-          <w:color w:val="067D17"/>
-          <w:rFonts w:ascii="Consolas" w:hAnsi="Consolas"/>
+          <w:rFonts w:ascii="JetBrains Mono" w:hAnsi="JetBrains Mono"/>
+          <w:sz w:val="20"/>
+          <w:szCs w:val="20"/>
         </w:rPr>
         <w:t>"Result: 18"</w:t>
       </w:r>
@@ -1663,12 +1636,14 @@
         <w:rPr>
           <w:color w:val="080808"/>
         </w:rPr>
-        <w:t xml:space="preserve">Add a function called </w:t>
-      </w:r>
-      <w:r>
-        <w:rPr>
-          <w:color w:val="1750EB"/>
-          <w:rFonts w:ascii="Consolas" w:hAnsi="Consolas"/>
+        <w:t xml:space="preserve">Extend the example with </w:t>
+      </w:r>
+      <w:r>
+        <w:rPr>
+          <w:color w:val="1750EB"/>
+          <w:rFonts w:ascii="JetBrains Mono" w:hAnsi="JetBrains Mono"/>
+          <w:sz w:val="20"/>
+          <w:szCs w:val="20"/>
         </w:rPr>
         <w:t>half</w:t>
       </w:r>
@@ -1676,12 +1651,29 @@
         <w:rPr>
           <w:color w:val="080808"/>
         </w:rPr>
-        <w:t xml:space="preserve">(number) that returns number / 2. Add </w:t>
+        <w:t xml:space="preserve">(number), which should </w:t>
+      </w:r>
+      <w:r>
+        <w:rPr>
+          <w:color w:val="1750EB"/>
+          <w:rFonts w:ascii="JetBrains Mono" w:hAnsi="JetBrains Mono"/>
+          <w:sz w:val="20"/>
+          <w:szCs w:val="20"/>
+        </w:rPr>
+        <w:t>return</w:t>
+      </w:r>
+      <w:r>
+        <w:rPr>
+          <w:color w:val="080808"/>
+        </w:rPr>
+        <w:t xml:space="preserve"> number / 2, and menu option </w:t>
       </w:r>
       <w:r>
         <w:rPr>
           <w:color w:val="067D17"/>
-          <w:rFonts w:ascii="Consolas" w:hAnsi="Consolas"/>
+          <w:rFonts w:ascii="JetBrains Mono" w:hAnsi="JetBrains Mono"/>
+          <w:sz w:val="20"/>
+          <w:szCs w:val="20"/>
         </w:rPr>
         <w:t>"3: half"</w:t>
       </w:r>
@@ -1689,12 +1681,29 @@
         <w:rPr>
           <w:color w:val="080808"/>
         </w:rPr>
-        <w:t xml:space="preserve"> to the menu and use an </w:t>
-      </w:r>
-      <w:r>
-        <w:rPr>
-          <w:color w:val="1750EB"/>
-          <w:rFonts w:ascii="Consolas" w:hAnsi="Consolas"/>
+        <w:t xml:space="preserve">. Use </w:t>
+      </w:r>
+      <w:r>
+        <w:rPr>
+          <w:color w:val="1750EB"/>
+          <w:rFonts w:ascii="JetBrains Mono" w:hAnsi="JetBrains Mono"/>
+          <w:sz w:val="20"/>
+          <w:szCs w:val="20"/>
+        </w:rPr>
+        <w:t>if</w:t>
+      </w:r>
+      <w:r>
+        <w:rPr>
+          <w:color w:val="080808"/>
+        </w:rPr>
+        <w:t xml:space="preserve"> and </w:t>
+      </w:r>
+      <w:r>
+        <w:rPr>
+          <w:color w:val="1750EB"/>
+          <w:rFonts w:ascii="JetBrains Mono" w:hAnsi="JetBrains Mono"/>
+          <w:sz w:val="20"/>
+          <w:szCs w:val="20"/>
         </w:rPr>
         <w:t>elif</w:t>
       </w:r>
@@ -1702,25 +1711,44 @@
         <w:rPr>
           <w:color w:val="080808"/>
         </w:rPr>
-        <w:t xml:space="preserve"> condition to call </w:t>
-      </w:r>
-      <w:r>
-        <w:rPr>
-          <w:color w:val="1750EB"/>
-          <w:rFonts w:ascii="Consolas" w:hAnsi="Consolas"/>
-        </w:rPr>
-        <w:t>half</w:t>
-      </w:r>
-      <w:r>
-        <w:rPr>
-          <w:color w:val="080808"/>
-        </w:rPr>
-        <w:t xml:space="preserve">(value) when [choice] is </w:t>
+        <w:t xml:space="preserve"> to call the matching function, and </w:t>
+      </w:r>
+      <w:r>
+        <w:rPr>
+          <w:color w:val="1750EB"/>
+          <w:rFonts w:ascii="JetBrains Mono" w:hAnsi="JetBrains Mono"/>
+          <w:sz w:val="20"/>
+          <w:szCs w:val="20"/>
+        </w:rPr>
+        <w:t>else</w:t>
+      </w:r>
+      <w:r>
+        <w:rPr>
+          <w:color w:val="080808"/>
+        </w:rPr>
+        <w:t xml:space="preserve"> to display </w:t>
       </w:r>
       <w:r>
         <w:rPr>
           <w:color w:val="067D17"/>
-          <w:rFonts w:ascii="Consolas" w:hAnsi="Consolas"/>
+          <w:rFonts w:ascii="JetBrains Mono" w:hAnsi="JetBrains Mono"/>
+          <w:sz w:val="20"/>
+          <w:szCs w:val="20"/>
+        </w:rPr>
+        <w:t>"Invalid choice."</w:t>
+      </w:r>
+      <w:r>
+        <w:rPr>
+          <w:color w:val="080808"/>
+        </w:rPr>
+        <w:t xml:space="preserve"> For example, </w:t>
+      </w:r>
+      <w:r>
+        <w:rPr>
+          <w:color w:val="067D17"/>
+          <w:rFonts w:ascii="JetBrains Mono" w:hAnsi="JetBrains Mono"/>
+          <w:sz w:val="20"/>
+          <w:szCs w:val="20"/>
         </w:rPr>
         <w:t>"3"</w:t>
       </w:r>
@@ -1728,51 +1756,14 @@
         <w:rPr>
           <w:color w:val="080808"/>
         </w:rPr>
-        <w:t xml:space="preserve">. Add an </w:t>
-      </w:r>
-      <w:r>
-        <w:rPr>
-          <w:color w:val="1750EB"/>
-          <w:rFonts w:ascii="Consolas" w:hAnsi="Consolas"/>
-        </w:rPr>
-        <w:t>else</w:t>
-      </w:r>
-      <w:r>
-        <w:rPr>
-          <w:color w:val="080808"/>
-        </w:rPr>
-        <w:t xml:space="preserve"> block that displays </w:t>
+        <w:t xml:space="preserve"> and 5 display </w:t>
       </w:r>
       <w:r>
         <w:rPr>
           <w:color w:val="067D17"/>
-          <w:rFonts w:ascii="Consolas" w:hAnsi="Consolas"/>
-        </w:rPr>
-        <w:t>"Invalid choice."</w:t>
-      </w:r>
-      <w:r>
-        <w:rPr>
-          <w:color w:val="080808"/>
-        </w:rPr>
-        <w:t xml:space="preserve"> Test </w:t>
-      </w:r>
-      <w:r>
-        <w:rPr>
-          <w:color w:val="067D17"/>
-          <w:rFonts w:ascii="Consolas" w:hAnsi="Consolas"/>
-        </w:rPr>
-        <w:t>"3"</w:t>
-      </w:r>
-      <w:r>
-        <w:rPr>
-          <w:color w:val="080808"/>
-        </w:rPr>
-        <w:t xml:space="preserve"> and 5; display </w:t>
-      </w:r>
-      <w:r>
-        <w:rPr>
-          <w:color w:val="067D17"/>
-          <w:rFonts w:ascii="Consolas" w:hAnsi="Consolas"/>
+          <w:rFonts w:ascii="JetBrains Mono" w:hAnsi="JetBrains Mono"/>
+          <w:sz w:val="20"/>
+          <w:szCs w:val="20"/>
         </w:rPr>
         <w:t>"Result: 2.5"</w:t>
       </w:r>
@@ -1780,27 +1771,7 @@
         <w:rPr>
           <w:color w:val="080808"/>
         </w:rPr>
-        <w:t xml:space="preserve">. Test </w:t>
-      </w:r>
-      <w:r>
-        <w:rPr>
-          <w:color w:val="067D17"/>
-          <w:rFonts w:ascii="Consolas" w:hAnsi="Consolas"/>
-        </w:rPr>
-        <w:t>"x"</w:t>
-      </w:r>
-      <w:r>
-        <w:rPr>
-          <w:color w:val="080808"/>
-        </w:rPr>
-        <w:t xml:space="preserve"> and 5; display </w:t>
-      </w:r>
-      <w:r>
-        <w:rPr>
-          <w:color w:val="067D17"/>
-          <w:rFonts w:ascii="Consolas" w:hAnsi="Consolas"/>
-        </w:rPr>
-        <w:t>"Invalid choice."</w:t>
+        <w:t>.</w:t>
       </w:r>
     </w:p>
     <w:p>
@@ -1827,12 +1798,14 @@
         <w:rPr>
           <w:color w:val="080808"/>
         </w:rPr>
-        <w:t xml:space="preserve">Write </w:t>
-      </w:r>
-      <w:r>
-        <w:rPr>
-          <w:color w:val="1750EB"/>
-          <w:rFonts w:ascii="Consolas" w:hAnsi="Consolas"/>
+        <w:t xml:space="preserve">Create a room calculator with three functions: </w:t>
+      </w:r>
+      <w:r>
+        <w:rPr>
+          <w:color w:val="1750EB"/>
+          <w:rFonts w:ascii="JetBrains Mono" w:hAnsi="JetBrains Mono"/>
+          <w:sz w:val="20"/>
+          <w:szCs w:val="20"/>
         </w:rPr>
         <w:t>show_menu()</w:t>
       </w:r>
@@ -1840,12 +1813,14 @@
         <w:rPr>
           <w:color w:val="080808"/>
         </w:rPr>
-        <w:t xml:space="preserve"> to display </w:t>
+        <w:t xml:space="preserve"> displays </w:t>
       </w:r>
       <w:r>
         <w:rPr>
           <w:color w:val="067D17"/>
-          <w:rFonts w:ascii="Consolas" w:hAnsi="Consolas"/>
+          <w:rFonts w:ascii="JetBrains Mono" w:hAnsi="JetBrains Mono"/>
+          <w:sz w:val="20"/>
+          <w:szCs w:val="20"/>
         </w:rPr>
         <w:t>"1: area, 2: perimeter"</w:t>
       </w:r>
@@ -1853,12 +1828,14 @@
         <w:rPr>
           <w:color w:val="080808"/>
         </w:rPr>
-        <w:t xml:space="preserve">. Write </w:t>
-      </w:r>
-      <w:r>
-        <w:rPr>
-          <w:color w:val="1750EB"/>
-          <w:rFonts w:ascii="Consolas" w:hAnsi="Consolas"/>
+        <w:t xml:space="preserve">, and </w:t>
+      </w:r>
+      <w:r>
+        <w:rPr>
+          <w:color w:val="1750EB"/>
+          <w:rFonts w:ascii="JetBrains Mono" w:hAnsi="JetBrains Mono"/>
+          <w:sz w:val="20"/>
+          <w:szCs w:val="20"/>
         </w:rPr>
         <w:t>area</w:t>
       </w:r>
@@ -1866,12 +1843,29 @@
         <w:rPr>
           <w:color w:val="080808"/>
         </w:rPr>
-        <w:t xml:space="preserve">(length, width) to </w:t>
-      </w:r>
-      <w:r>
-        <w:rPr>
-          <w:color w:val="1750EB"/>
-          <w:rFonts w:ascii="Consolas" w:hAnsi="Consolas"/>
+        <w:t xml:space="preserve">(length, width) and </w:t>
+      </w:r>
+      <w:r>
+        <w:rPr>
+          <w:color w:val="1750EB"/>
+          <w:rFonts w:ascii="JetBrains Mono" w:hAnsi="JetBrains Mono"/>
+          <w:sz w:val="20"/>
+          <w:szCs w:val="20"/>
+        </w:rPr>
+        <w:t>perimeter</w:t>
+      </w:r>
+      <w:r>
+        <w:rPr>
+          <w:color w:val="080808"/>
+        </w:rPr>
+        <w:t xml:space="preserve">(length, width) each </w:t>
+      </w:r>
+      <w:r>
+        <w:rPr>
+          <w:color w:val="1750EB"/>
+          <w:rFonts w:ascii="JetBrains Mono" w:hAnsi="JetBrains Mono"/>
+          <w:sz w:val="20"/>
+          <w:szCs w:val="20"/>
         </w:rPr>
         <w:t>return</w:t>
       </w:r>
@@ -1879,38 +1873,14 @@
         <w:rPr>
           <w:color w:val="080808"/>
         </w:rPr>
-        <w:t xml:space="preserve"> length * width. Write </w:t>
-      </w:r>
-      <w:r>
-        <w:rPr>
-          <w:color w:val="1750EB"/>
-          <w:rFonts w:ascii="Consolas" w:hAnsi="Consolas"/>
-        </w:rPr>
-        <w:t>perimeter</w:t>
-      </w:r>
-      <w:r>
-        <w:rPr>
-          <w:color w:val="080808"/>
-        </w:rPr>
-        <w:t xml:space="preserve">(length, width) to </w:t>
-      </w:r>
-      <w:r>
-        <w:rPr>
-          <w:color w:val="1750EB"/>
-          <w:rFonts w:ascii="Consolas" w:hAnsi="Consolas"/>
-        </w:rPr>
-        <w:t>return</w:t>
-      </w:r>
-      <w:r>
-        <w:rPr>
-          <w:color w:val="080808"/>
-        </w:rPr>
-        <w:t xml:space="preserve"> 2 * length + 2 * width. In the main program, call </w:t>
-      </w:r>
-      <w:r>
-        <w:rPr>
-          <w:color w:val="1750EB"/>
-          <w:rFonts w:ascii="Consolas" w:hAnsi="Consolas"/>
+        <w:t xml:space="preserve"> a result. Call </w:t>
+      </w:r>
+      <w:r>
+        <w:rPr>
+          <w:color w:val="1750EB"/>
+          <w:rFonts w:ascii="JetBrains Mono" w:hAnsi="JetBrains Mono"/>
+          <w:sz w:val="20"/>
+          <w:szCs w:val="20"/>
         </w:rPr>
         <w:t>show_menu()</w:t>
       </w:r>
@@ -1918,142 +1888,14 @@
         <w:rPr>
           <w:color w:val="080808"/>
         </w:rPr>
-        <w:t xml:space="preserve">, then ask for [choice], [length] and [width]. Display </w:t>
+        <w:t xml:space="preserve">, ask for a choice, a length and a width, then call the matching function. Otherwise display </w:t>
       </w:r>
       <w:r>
         <w:rPr>
           <w:color w:val="067D17"/>
-          <w:rFonts w:ascii="Consolas" w:hAnsi="Consolas"/>
-        </w:rPr>
-        <w:t>"Area:"</w:t>
-      </w:r>
-      <w:r>
-        <w:rPr>
-          <w:color w:val="080808"/>
-        </w:rPr>
-        <w:t xml:space="preserve"> when [choice] is </w:t>
-      </w:r>
-      <w:r>
-        <w:rPr>
-          <w:color w:val="067D17"/>
-          <w:rFonts w:ascii="Consolas" w:hAnsi="Consolas"/>
-        </w:rPr>
-        <w:t>"1"</w:t>
-      </w:r>
-      <w:r>
-        <w:rPr>
-          <w:color w:val="080808"/>
-        </w:rPr>
-        <w:t xml:space="preserve">, </w:t>
-      </w:r>
-      <w:r>
-        <w:rPr>
-          <w:color w:val="067D17"/>
-          <w:rFonts w:ascii="Consolas" w:hAnsi="Consolas"/>
-        </w:rPr>
-        <w:t>"Perimeter:"</w:t>
-      </w:r>
-      <w:r>
-        <w:rPr>
-          <w:color w:val="080808"/>
-        </w:rPr>
-        <w:t xml:space="preserve"> when [choice] is </w:t>
-      </w:r>
-      <w:r>
-        <w:rPr>
-          <w:color w:val="067D17"/>
-          <w:rFonts w:ascii="Consolas" w:hAnsi="Consolas"/>
-        </w:rPr>
-        <w:t>"2"</w:t>
-      </w:r>
-      <w:r>
-        <w:rPr>
-          <w:color w:val="080808"/>
-        </w:rPr>
-        <w:t xml:space="preserve">, and </w:t>
-      </w:r>
-      <w:r>
-        <w:rPr>
-          <w:color w:val="067D17"/>
-          <w:rFonts w:ascii="Consolas" w:hAnsi="Consolas"/>
-        </w:rPr>
-        <w:t>"Invalid choice."</w:t>
-      </w:r>
-      <w:r>
-        <w:rPr>
-          <w:color w:val="080808"/>
-        </w:rPr>
-        <w:t xml:space="preserve"> for any other value. Test </w:t>
-      </w:r>
-      <w:r>
-        <w:rPr>
-          <w:color w:val="067D17"/>
-          <w:rFonts w:ascii="Consolas" w:hAnsi="Consolas"/>
-        </w:rPr>
-        <w:t>"1"</w:t>
-      </w:r>
-      <w:r>
-        <w:rPr>
-          <w:color w:val="080808"/>
-        </w:rPr>
-        <w:t xml:space="preserve">, 4 and 3; display </w:t>
-      </w:r>
-      <w:r>
-        <w:rPr>
-          <w:color w:val="067D17"/>
-          <w:rFonts w:ascii="Consolas" w:hAnsi="Consolas"/>
-        </w:rPr>
-        <w:t>"Area: 12.0"</w:t>
-      </w:r>
-      <w:r>
-        <w:rPr>
-          <w:color w:val="080808"/>
-        </w:rPr>
-        <w:t xml:space="preserve">. Test </w:t>
-      </w:r>
-      <w:r>
-        <w:rPr>
-          <w:color w:val="067D17"/>
-          <w:rFonts w:ascii="Consolas" w:hAnsi="Consolas"/>
-        </w:rPr>
-        <w:t>"2"</w:t>
-      </w:r>
-      <w:r>
-        <w:rPr>
-          <w:color w:val="080808"/>
-        </w:rPr>
-        <w:t xml:space="preserve">, 4 and 3; display </w:t>
-      </w:r>
-      <w:r>
-        <w:rPr>
-          <w:color w:val="067D17"/>
-          <w:rFonts w:ascii="Consolas" w:hAnsi="Consolas"/>
-        </w:rPr>
-        <w:t>"Perimeter: 14.0"</w:t>
-      </w:r>
-      <w:r>
-        <w:rPr>
-          <w:color w:val="080808"/>
-        </w:rPr>
-        <w:t xml:space="preserve">. Test </w:t>
-      </w:r>
-      <w:r>
-        <w:rPr>
-          <w:color w:val="067D17"/>
-          <w:rFonts w:ascii="Consolas" w:hAnsi="Consolas"/>
-        </w:rPr>
-        <w:t>"x"</w:t>
-      </w:r>
-      <w:r>
-        <w:rPr>
-          <w:color w:val="080808"/>
-        </w:rPr>
-        <w:t xml:space="preserve">, 4 and 3; display </w:t>
-      </w:r>
-      <w:r>
-        <w:rPr>
-          <w:color w:val="067D17"/>
-          <w:rFonts w:ascii="Consolas" w:hAnsi="Consolas"/>
+          <w:rFonts w:ascii="JetBrains Mono" w:hAnsi="JetBrains Mono"/>
+          <w:sz w:val="20"/>
+          <w:szCs w:val="20"/>
         </w:rPr>
         <w:t>"Invalid choice."</w:t>
       </w:r>

--- a/Mapped Curriculum Lesson - Supplemental Material/Grade 8/Lesson 34 - Several Functions/Several Functions - Worksheet.docx
+++ b/Mapped Curriculum Lesson - Supplemental Material/Grade 8/Lesson 34 - Several Functions/Several Functions - Worksheet.docx
@@ -1490,7 +1490,7 @@
       </w:r>
       <w:r>
         <w:rPr>
-          <w:color w:val="1750EB"/>
+          <w:color w:val="C45E00"/>
           <w:rFonts w:ascii="JetBrains Mono" w:hAnsi="JetBrains Mono"/>
           <w:sz w:val="20"/>
           <w:szCs w:val="20"/>
@@ -1655,7 +1655,7 @@
       </w:r>
       <w:r>
         <w:rPr>
-          <w:color w:val="1750EB"/>
+          <w:color w:val="C45E00"/>
           <w:rFonts w:ascii="JetBrains Mono" w:hAnsi="JetBrains Mono"/>
           <w:sz w:val="20"/>
           <w:szCs w:val="20"/>
@@ -1685,7 +1685,7 @@
       </w:r>
       <w:r>
         <w:rPr>
-          <w:color w:val="1750EB"/>
+          <w:color w:val="C45E00"/>
           <w:rFonts w:ascii="JetBrains Mono" w:hAnsi="JetBrains Mono"/>
           <w:sz w:val="20"/>
           <w:szCs w:val="20"/>
@@ -1700,7 +1700,7 @@
       </w:r>
       <w:r>
         <w:rPr>
-          <w:color w:val="1750EB"/>
+          <w:color w:val="C45E00"/>
           <w:rFonts w:ascii="JetBrains Mono" w:hAnsi="JetBrains Mono"/>
           <w:sz w:val="20"/>
           <w:szCs w:val="20"/>
@@ -1715,7 +1715,7 @@
       </w:r>
       <w:r>
         <w:rPr>
-          <w:color w:val="1750EB"/>
+          <w:color w:val="C45E00"/>
           <w:rFonts w:ascii="JetBrains Mono" w:hAnsi="JetBrains Mono"/>
           <w:sz w:val="20"/>
           <w:szCs w:val="20"/>
@@ -1862,7 +1862,7 @@
       </w:r>
       <w:r>
         <w:rPr>
-          <w:color w:val="1750EB"/>
+          <w:color w:val="C45E00"/>
           <w:rFonts w:ascii="JetBrains Mono" w:hAnsi="JetBrains Mono"/>
           <w:sz w:val="20"/>
           <w:szCs w:val="20"/>

--- a/Mapped Curriculum Lesson - Supplemental Material/Grade 8/Lesson 34 - Several Functions/Several Functions - Worksheet.docx
+++ b/Mapped Curriculum Lesson - Supplemental Material/Grade 8/Lesson 34 - Several Functions/Several Functions - Worksheet.docx
@@ -37,8 +37,71 @@
           <w:rFonts w:ascii="JetBrains Mono" w:hAnsi="JetBrains Mono" w:cs="JetBrains Mono"/>
           <w:sz w:val="18"/>
           <w:szCs w:val="18"/>
+          <w:color w:val="C45E00"/>
+        </w:rPr>
+        <w:t>def</w:t>
+      </w:r>
+      <w:r>
+        <w:rPr>
+          <w:rFonts w:ascii="JetBrains Mono" w:hAnsi="JetBrains Mono" w:cs="JetBrains Mono"/>
+          <w:sz w:val="18"/>
+          <w:szCs w:val="18"/>
+          <w:color w:val="080808"/>
+        </w:rPr>
+        <w:t xml:space="preserve"> double(number):</w:t>
+      </w:r>
+      <w:r>
+        <w:rPr>
+          <w:rFonts w:ascii="JetBrains Mono" w:hAnsi="JetBrains Mono" w:cs="JetBrains Mono"/>
+          <w:sz w:val="18"/>
+          <w:szCs w:val="18"/>
           <w:color w:val="1750EB"/>
         </w:rPr>
+        <w:br/>
+      </w:r>
+      <w:r>
+        <w:rPr>
+          <w:rFonts w:ascii="JetBrains Mono" w:hAnsi="JetBrains Mono" w:cs="JetBrains Mono"/>
+          <w:sz w:val="18"/>
+          <w:szCs w:val="18"/>
+          <w:color w:val="080808"/>
+        </w:rPr>
+        <w:t xml:space="preserve">    </w:t>
+      </w:r>
+      <w:r>
+        <w:rPr>
+          <w:rFonts w:ascii="JetBrains Mono" w:hAnsi="JetBrains Mono" w:cs="JetBrains Mono"/>
+          <w:sz w:val="18"/>
+          <w:szCs w:val="18"/>
+          <w:color w:val="C45E00"/>
+        </w:rPr>
+        <w:t>return</w:t>
+      </w:r>
+      <w:r>
+        <w:rPr>
+          <w:rFonts w:ascii="JetBrains Mono" w:hAnsi="JetBrains Mono" w:cs="JetBrains Mono"/>
+          <w:sz w:val="18"/>
+          <w:szCs w:val="18"/>
+          <w:color w:val="080808"/>
+        </w:rPr>
+        <w:t xml:space="preserve"> number * 2</w:t>
+      </w:r>
+      <w:r>
+        <w:rPr>
+          <w:rFonts w:ascii="JetBrains Mono" w:hAnsi="JetBrains Mono" w:cs="JetBrains Mono"/>
+          <w:sz w:val="18"/>
+          <w:szCs w:val="18"/>
+          <w:color w:val="1750EB"/>
+        </w:rPr>
+        <w:br/>
+      </w:r>
+      <w:r>
+        <w:rPr>
+          <w:rFonts w:ascii="JetBrains Mono" w:hAnsi="JetBrains Mono" w:cs="JetBrains Mono"/>
+          <w:sz w:val="18"/>
+          <w:szCs w:val="18"/>
+          <w:color w:val="C45E00"/>
+        </w:rPr>
         <w:t>def</w:t>
       </w:r>
       <w:r>
@@ -48,7 +111,7 @@
           <w:szCs w:val="18"/>
           <w:color w:val="080808"/>
         </w:rPr>
-        <w:t xml:space="preserve"> double(number):</w:t>
+        <w:t xml:space="preserve"> square(number):</w:t>
       </w:r>
       <w:r>
         <w:rPr>
@@ -73,18 +136,27 @@
           <w:rFonts w:ascii="JetBrains Mono" w:hAnsi="JetBrains Mono" w:cs="JetBrains Mono"/>
           <w:sz w:val="18"/>
           <w:szCs w:val="18"/>
+          <w:color w:val="C45E00"/>
+        </w:rPr>
+        <w:t>return</w:t>
+      </w:r>
+      <w:r>
+        <w:rPr>
+          <w:rFonts w:ascii="JetBrains Mono" w:hAnsi="JetBrains Mono" w:cs="JetBrains Mono"/>
+          <w:sz w:val="18"/>
+          <w:szCs w:val="18"/>
+          <w:color w:val="080808"/>
+        </w:rPr>
+        <w:t xml:space="preserve"> number * number</w:t>
+      </w:r>
+      <w:r>
+        <w:rPr>
+          <w:rFonts w:ascii="JetBrains Mono" w:hAnsi="JetBrains Mono" w:cs="JetBrains Mono"/>
+          <w:sz w:val="18"/>
+          <w:szCs w:val="18"/>
           <w:color w:val="1750EB"/>
         </w:rPr>
-        <w:t>return</w:t>
-      </w:r>
-      <w:r>
-        <w:rPr>
-          <w:rFonts w:ascii="JetBrains Mono" w:hAnsi="JetBrains Mono" w:cs="JetBrains Mono"/>
-          <w:sz w:val="18"/>
-          <w:szCs w:val="18"/>
-          <w:color w:val="080808"/>
-        </w:rPr>
-        <w:t xml:space="preserve"> number * 2</w:t>
+        <w:br/>
       </w:r>
       <w:r>
         <w:rPr>
@@ -93,6 +165,42 @@
           <w:szCs w:val="18"/>
           <w:color w:val="1750EB"/>
         </w:rPr>
+        <w:t>print</w:t>
+      </w:r>
+      <w:r>
+        <w:rPr>
+          <w:rFonts w:ascii="JetBrains Mono" w:hAnsi="JetBrains Mono" w:cs="JetBrains Mono"/>
+          <w:sz w:val="18"/>
+          <w:szCs w:val="18"/>
+          <w:color w:val="080808"/>
+        </w:rPr>
+        <w:t>(</w:t>
+      </w:r>
+      <w:r>
+        <w:rPr>
+          <w:rFonts w:ascii="JetBrains Mono" w:hAnsi="JetBrains Mono" w:cs="JetBrains Mono"/>
+          <w:sz w:val="18"/>
+          <w:szCs w:val="18"/>
+          <w:color w:val="067D17"/>
+        </w:rPr>
+        <w:t>"1: double\n2: square"</w:t>
+      </w:r>
+      <w:r>
+        <w:rPr>
+          <w:rFonts w:ascii="JetBrains Mono" w:hAnsi="JetBrains Mono" w:cs="JetBrains Mono"/>
+          <w:sz w:val="18"/>
+          <w:szCs w:val="18"/>
+          <w:color w:val="080808"/>
+        </w:rPr>
+        <w:t>)</w:t>
+      </w:r>
+      <w:r>
+        <w:rPr>
+          <w:rFonts w:ascii="JetBrains Mono" w:hAnsi="JetBrains Mono" w:cs="JetBrains Mono"/>
+          <w:sz w:val="18"/>
+          <w:szCs w:val="18"/>
+          <w:color w:val="1750EB"/>
+        </w:rPr>
         <w:br/>
       </w:r>
       <w:r>
@@ -100,18 +208,45 @@
           <w:rFonts w:ascii="JetBrains Mono" w:hAnsi="JetBrains Mono" w:cs="JetBrains Mono"/>
           <w:sz w:val="18"/>
           <w:szCs w:val="18"/>
+          <w:color w:val="080808"/>
+        </w:rPr>
+        <w:t xml:space="preserve">choice = </w:t>
+      </w:r>
+      <w:r>
+        <w:rPr>
+          <w:rFonts w:ascii="JetBrains Mono" w:hAnsi="JetBrains Mono" w:cs="JetBrains Mono"/>
+          <w:sz w:val="18"/>
+          <w:szCs w:val="18"/>
           <w:color w:val="1750EB"/>
         </w:rPr>
-        <w:t>def</w:t>
-      </w:r>
-      <w:r>
-        <w:rPr>
-          <w:rFonts w:ascii="JetBrains Mono" w:hAnsi="JetBrains Mono" w:cs="JetBrains Mono"/>
-          <w:sz w:val="18"/>
-          <w:szCs w:val="18"/>
-          <w:color w:val="080808"/>
-        </w:rPr>
-        <w:t xml:space="preserve"> square(number):</w:t>
+        <w:t>input</w:t>
+      </w:r>
+      <w:r>
+        <w:rPr>
+          <w:rFonts w:ascii="JetBrains Mono" w:hAnsi="JetBrains Mono" w:cs="JetBrains Mono"/>
+          <w:sz w:val="18"/>
+          <w:szCs w:val="18"/>
+          <w:color w:val="080808"/>
+        </w:rPr>
+        <w:t>(</w:t>
+      </w:r>
+      <w:r>
+        <w:rPr>
+          <w:rFonts w:ascii="JetBrains Mono" w:hAnsi="JetBrains Mono" w:cs="JetBrains Mono"/>
+          <w:sz w:val="18"/>
+          <w:szCs w:val="18"/>
+          <w:color w:val="067D17"/>
+        </w:rPr>
+        <w:t>"Choice: "</w:t>
+      </w:r>
+      <w:r>
+        <w:rPr>
+          <w:rFonts w:ascii="JetBrains Mono" w:hAnsi="JetBrains Mono" w:cs="JetBrains Mono"/>
+          <w:sz w:val="18"/>
+          <w:szCs w:val="18"/>
+          <w:color w:val="080808"/>
+        </w:rPr>
+        <w:t>)</w:t>
       </w:r>
       <w:r>
         <w:rPr>
@@ -129,6 +264,141 @@
           <w:szCs w:val="18"/>
           <w:color w:val="080808"/>
         </w:rPr>
+        <w:t xml:space="preserve">value = </w:t>
+      </w:r>
+      <w:r>
+        <w:rPr>
+          <w:rFonts w:ascii="JetBrains Mono" w:hAnsi="JetBrains Mono" w:cs="JetBrains Mono"/>
+          <w:sz w:val="18"/>
+          <w:szCs w:val="18"/>
+          <w:color w:val="1750EB"/>
+        </w:rPr>
+        <w:t>int</w:t>
+      </w:r>
+      <w:r>
+        <w:rPr>
+          <w:rFonts w:ascii="JetBrains Mono" w:hAnsi="JetBrains Mono" w:cs="JetBrains Mono"/>
+          <w:sz w:val="18"/>
+          <w:szCs w:val="18"/>
+          <w:color w:val="080808"/>
+        </w:rPr>
+        <w:t>(</w:t>
+      </w:r>
+      <w:r>
+        <w:rPr>
+          <w:rFonts w:ascii="JetBrains Mono" w:hAnsi="JetBrains Mono" w:cs="JetBrains Mono"/>
+          <w:sz w:val="18"/>
+          <w:szCs w:val="18"/>
+          <w:color w:val="1750EB"/>
+        </w:rPr>
+        <w:t>input</w:t>
+      </w:r>
+      <w:r>
+        <w:rPr>
+          <w:rFonts w:ascii="JetBrains Mono" w:hAnsi="JetBrains Mono" w:cs="JetBrains Mono"/>
+          <w:sz w:val="18"/>
+          <w:szCs w:val="18"/>
+          <w:color w:val="080808"/>
+        </w:rPr>
+        <w:t>(</w:t>
+      </w:r>
+      <w:r>
+        <w:rPr>
+          <w:rFonts w:ascii="JetBrains Mono" w:hAnsi="JetBrains Mono" w:cs="JetBrains Mono"/>
+          <w:sz w:val="18"/>
+          <w:szCs w:val="18"/>
+          <w:color w:val="067D17"/>
+        </w:rPr>
+        <w:t>"Number: "</w:t>
+      </w:r>
+      <w:r>
+        <w:rPr>
+          <w:rFonts w:ascii="JetBrains Mono" w:hAnsi="JetBrains Mono" w:cs="JetBrains Mono"/>
+          <w:sz w:val="18"/>
+          <w:szCs w:val="18"/>
+          <w:color w:val="080808"/>
+        </w:rPr>
+        <w:t>))</w:t>
+      </w:r>
+      <w:r>
+        <w:rPr>
+          <w:rFonts w:ascii="JetBrains Mono" w:hAnsi="JetBrains Mono" w:cs="JetBrains Mono"/>
+          <w:sz w:val="18"/>
+          <w:szCs w:val="18"/>
+          <w:color w:val="1750EB"/>
+        </w:rPr>
+        <w:br/>
+      </w:r>
+      <w:r>
+        <w:rPr>
+          <w:rFonts w:ascii="JetBrains Mono" w:hAnsi="JetBrains Mono" w:cs="JetBrains Mono"/>
+          <w:sz w:val="18"/>
+          <w:szCs w:val="18"/>
+          <w:color w:val="C45E00"/>
+        </w:rPr>
+        <w:t>if</w:t>
+      </w:r>
+      <w:r>
+        <w:rPr>
+          <w:rFonts w:ascii="JetBrains Mono" w:hAnsi="JetBrains Mono" w:cs="JetBrains Mono"/>
+          <w:sz w:val="18"/>
+          <w:szCs w:val="18"/>
+          <w:color w:val="080808"/>
+        </w:rPr>
+        <w:t xml:space="preserve"> choice </w:t>
+      </w:r>
+      <w:r>
+        <w:rPr>
+          <w:rFonts w:ascii="Consolas" w:hAnsi="Consolas" w:cs="JetBrains Mono"/>
+          <w:sz w:val="18"/>
+          <w:szCs w:val="18"/>
+          <w:color w:val="080808"/>
+        </w:rPr>
+        <w:t>==</w:t>
+      </w:r>
+      <w:r>
+        <w:rPr>
+          <w:rFonts w:ascii="JetBrains Mono" w:hAnsi="JetBrains Mono" w:cs="JetBrains Mono"/>
+          <w:sz w:val="18"/>
+          <w:szCs w:val="18"/>
+          <w:color w:val="080808"/>
+        </w:rPr>
+        <w:t xml:space="preserve"> </w:t>
+      </w:r>
+      <w:r>
+        <w:rPr>
+          <w:rFonts w:ascii="JetBrains Mono" w:hAnsi="JetBrains Mono" w:cs="JetBrains Mono"/>
+          <w:sz w:val="18"/>
+          <w:szCs w:val="18"/>
+          <w:color w:val="067D17"/>
+        </w:rPr>
+        <w:t>"1"</w:t>
+      </w:r>
+      <w:r>
+        <w:rPr>
+          <w:rFonts w:ascii="JetBrains Mono" w:hAnsi="JetBrains Mono" w:cs="JetBrains Mono"/>
+          <w:sz w:val="18"/>
+          <w:szCs w:val="18"/>
+          <w:color w:val="080808"/>
+        </w:rPr>
+        <w:t>:</w:t>
+      </w:r>
+      <w:r>
+        <w:rPr>
+          <w:rFonts w:ascii="JetBrains Mono" w:hAnsi="JetBrains Mono" w:cs="JetBrains Mono"/>
+          <w:sz w:val="18"/>
+          <w:szCs w:val="18"/>
+          <w:color w:val="1750EB"/>
+        </w:rPr>
+        <w:br/>
+      </w:r>
+      <w:r>
+        <w:rPr>
+          <w:rFonts w:ascii="JetBrains Mono" w:hAnsi="JetBrains Mono" w:cs="JetBrains Mono"/>
+          <w:sz w:val="18"/>
+          <w:szCs w:val="18"/>
+          <w:color w:val="080808"/>
+        </w:rPr>
         <w:t xml:space="preserve">    </w:t>
       </w:r>
       <w:r>
@@ -138,16 +408,34 @@
           <w:szCs w:val="18"/>
           <w:color w:val="1750EB"/>
         </w:rPr>
-        <w:t>return</w:t>
-      </w:r>
-      <w:r>
-        <w:rPr>
-          <w:rFonts w:ascii="JetBrains Mono" w:hAnsi="JetBrains Mono" w:cs="JetBrains Mono"/>
-          <w:sz w:val="18"/>
-          <w:szCs w:val="18"/>
-          <w:color w:val="080808"/>
-        </w:rPr>
-        <w:t xml:space="preserve"> number * number</w:t>
+        <w:t>print</w:t>
+      </w:r>
+      <w:r>
+        <w:rPr>
+          <w:rFonts w:ascii="JetBrains Mono" w:hAnsi="JetBrains Mono" w:cs="JetBrains Mono"/>
+          <w:sz w:val="18"/>
+          <w:szCs w:val="18"/>
+          <w:color w:val="080808"/>
+        </w:rPr>
+        <w:t>(</w:t>
+      </w:r>
+      <w:r>
+        <w:rPr>
+          <w:rFonts w:ascii="JetBrains Mono" w:hAnsi="JetBrains Mono" w:cs="JetBrains Mono"/>
+          <w:sz w:val="18"/>
+          <w:szCs w:val="18"/>
+          <w:color w:val="067D17"/>
+        </w:rPr>
+        <w:t>"Result:"</w:t>
+      </w:r>
+      <w:r>
+        <w:rPr>
+          <w:rFonts w:ascii="JetBrains Mono" w:hAnsi="JetBrains Mono" w:cs="JetBrains Mono"/>
+          <w:sz w:val="18"/>
+          <w:szCs w:val="18"/>
+          <w:color w:val="080808"/>
+        </w:rPr>
+        <w:t>, double(value))</w:t>
       </w:r>
       <w:r>
         <w:rPr>
@@ -163,295 +451,7 @@
           <w:rFonts w:ascii="JetBrains Mono" w:hAnsi="JetBrains Mono" w:cs="JetBrains Mono"/>
           <w:sz w:val="18"/>
           <w:szCs w:val="18"/>
-          <w:color w:val="1750EB"/>
-        </w:rPr>
-        <w:t>print</w:t>
-      </w:r>
-      <w:r>
-        <w:rPr>
-          <w:rFonts w:ascii="JetBrains Mono" w:hAnsi="JetBrains Mono" w:cs="JetBrains Mono"/>
-          <w:sz w:val="18"/>
-          <w:szCs w:val="18"/>
-          <w:color w:val="080808"/>
-        </w:rPr>
-        <w:t>(</w:t>
-      </w:r>
-      <w:r>
-        <w:rPr>
-          <w:rFonts w:ascii="JetBrains Mono" w:hAnsi="JetBrains Mono" w:cs="JetBrains Mono"/>
-          <w:sz w:val="18"/>
-          <w:szCs w:val="18"/>
-          <w:color w:val="067D17"/>
-        </w:rPr>
-        <w:t>"1: double\n2: square"</w:t>
-      </w:r>
-      <w:r>
-        <w:rPr>
-          <w:rFonts w:ascii="JetBrains Mono" w:hAnsi="JetBrains Mono" w:cs="JetBrains Mono"/>
-          <w:sz w:val="18"/>
-          <w:szCs w:val="18"/>
-          <w:color w:val="080808"/>
-        </w:rPr>
-        <w:t>)</w:t>
-      </w:r>
-      <w:r>
-        <w:rPr>
-          <w:rFonts w:ascii="JetBrains Mono" w:hAnsi="JetBrains Mono" w:cs="JetBrains Mono"/>
-          <w:sz w:val="18"/>
-          <w:szCs w:val="18"/>
-          <w:color w:val="1750EB"/>
-        </w:rPr>
-        <w:br/>
-      </w:r>
-      <w:r>
-        <w:rPr>
-          <w:rFonts w:ascii="JetBrains Mono" w:hAnsi="JetBrains Mono" w:cs="JetBrains Mono"/>
-          <w:sz w:val="18"/>
-          <w:szCs w:val="18"/>
-          <w:color w:val="080808"/>
-        </w:rPr>
-        <w:t xml:space="preserve">choice = </w:t>
-      </w:r>
-      <w:r>
-        <w:rPr>
-          <w:rFonts w:ascii="JetBrains Mono" w:hAnsi="JetBrains Mono" w:cs="JetBrains Mono"/>
-          <w:sz w:val="18"/>
-          <w:szCs w:val="18"/>
-          <w:color w:val="1750EB"/>
-        </w:rPr>
-        <w:t>input</w:t>
-      </w:r>
-      <w:r>
-        <w:rPr>
-          <w:rFonts w:ascii="JetBrains Mono" w:hAnsi="JetBrains Mono" w:cs="JetBrains Mono"/>
-          <w:sz w:val="18"/>
-          <w:szCs w:val="18"/>
-          <w:color w:val="080808"/>
-        </w:rPr>
-        <w:t>(</w:t>
-      </w:r>
-      <w:r>
-        <w:rPr>
-          <w:rFonts w:ascii="JetBrains Mono" w:hAnsi="JetBrains Mono" w:cs="JetBrains Mono"/>
-          <w:sz w:val="18"/>
-          <w:szCs w:val="18"/>
-          <w:color w:val="067D17"/>
-        </w:rPr>
-        <w:t>"Choice: "</w:t>
-      </w:r>
-      <w:r>
-        <w:rPr>
-          <w:rFonts w:ascii="JetBrains Mono" w:hAnsi="JetBrains Mono" w:cs="JetBrains Mono"/>
-          <w:sz w:val="18"/>
-          <w:szCs w:val="18"/>
-          <w:color w:val="080808"/>
-        </w:rPr>
-        <w:t>)</w:t>
-      </w:r>
-      <w:r>
-        <w:rPr>
-          <w:rFonts w:ascii="JetBrains Mono" w:hAnsi="JetBrains Mono" w:cs="JetBrains Mono"/>
-          <w:sz w:val="18"/>
-          <w:szCs w:val="18"/>
-          <w:color w:val="1750EB"/>
-        </w:rPr>
-        <w:br/>
-      </w:r>
-      <w:r>
-        <w:rPr>
-          <w:rFonts w:ascii="JetBrains Mono" w:hAnsi="JetBrains Mono" w:cs="JetBrains Mono"/>
-          <w:sz w:val="18"/>
-          <w:szCs w:val="18"/>
-          <w:color w:val="080808"/>
-        </w:rPr>
-        <w:t xml:space="preserve">value = </w:t>
-      </w:r>
-      <w:r>
-        <w:rPr>
-          <w:rFonts w:ascii="JetBrains Mono" w:hAnsi="JetBrains Mono" w:cs="JetBrains Mono"/>
-          <w:sz w:val="18"/>
-          <w:szCs w:val="18"/>
-          <w:color w:val="1750EB"/>
-        </w:rPr>
-        <w:t>int</w:t>
-      </w:r>
-      <w:r>
-        <w:rPr>
-          <w:rFonts w:ascii="JetBrains Mono" w:hAnsi="JetBrains Mono" w:cs="JetBrains Mono"/>
-          <w:sz w:val="18"/>
-          <w:szCs w:val="18"/>
-          <w:color w:val="080808"/>
-        </w:rPr>
-        <w:t>(</w:t>
-      </w:r>
-      <w:r>
-        <w:rPr>
-          <w:rFonts w:ascii="JetBrains Mono" w:hAnsi="JetBrains Mono" w:cs="JetBrains Mono"/>
-          <w:sz w:val="18"/>
-          <w:szCs w:val="18"/>
-          <w:color w:val="1750EB"/>
-        </w:rPr>
-        <w:t>input</w:t>
-      </w:r>
-      <w:r>
-        <w:rPr>
-          <w:rFonts w:ascii="JetBrains Mono" w:hAnsi="JetBrains Mono" w:cs="JetBrains Mono"/>
-          <w:sz w:val="18"/>
-          <w:szCs w:val="18"/>
-          <w:color w:val="080808"/>
-        </w:rPr>
-        <w:t>(</w:t>
-      </w:r>
-      <w:r>
-        <w:rPr>
-          <w:rFonts w:ascii="JetBrains Mono" w:hAnsi="JetBrains Mono" w:cs="JetBrains Mono"/>
-          <w:sz w:val="18"/>
-          <w:szCs w:val="18"/>
-          <w:color w:val="067D17"/>
-        </w:rPr>
-        <w:t>"Number: "</w:t>
-      </w:r>
-      <w:r>
-        <w:rPr>
-          <w:rFonts w:ascii="JetBrains Mono" w:hAnsi="JetBrains Mono" w:cs="JetBrains Mono"/>
-          <w:sz w:val="18"/>
-          <w:szCs w:val="18"/>
-          <w:color w:val="080808"/>
-        </w:rPr>
-        <w:t>))</w:t>
-      </w:r>
-      <w:r>
-        <w:rPr>
-          <w:rFonts w:ascii="JetBrains Mono" w:hAnsi="JetBrains Mono" w:cs="JetBrains Mono"/>
-          <w:sz w:val="18"/>
-          <w:szCs w:val="18"/>
-          <w:color w:val="1750EB"/>
-        </w:rPr>
-        <w:br/>
-      </w:r>
-      <w:r>
-        <w:rPr>
-          <w:rFonts w:ascii="JetBrains Mono" w:hAnsi="JetBrains Mono" w:cs="JetBrains Mono"/>
-          <w:sz w:val="18"/>
-          <w:szCs w:val="18"/>
-          <w:color w:val="1750EB"/>
-        </w:rPr>
-        <w:t>if</w:t>
-      </w:r>
-      <w:r>
-        <w:rPr>
-          <w:rFonts w:ascii="JetBrains Mono" w:hAnsi="JetBrains Mono" w:cs="JetBrains Mono"/>
-          <w:sz w:val="18"/>
-          <w:szCs w:val="18"/>
-          <w:color w:val="080808"/>
-        </w:rPr>
-        <w:t xml:space="preserve"> choice </w:t>
-      </w:r>
-      <w:r>
-        <w:rPr>
-          <w:rFonts w:ascii="Consolas" w:hAnsi="Consolas" w:cs="JetBrains Mono"/>
-          <w:sz w:val="18"/>
-          <w:szCs w:val="18"/>
-          <w:color w:val="080808"/>
-        </w:rPr>
-        <w:t>==</w:t>
-      </w:r>
-      <w:r>
-        <w:rPr>
-          <w:rFonts w:ascii="JetBrains Mono" w:hAnsi="JetBrains Mono" w:cs="JetBrains Mono"/>
-          <w:sz w:val="18"/>
-          <w:szCs w:val="18"/>
-          <w:color w:val="080808"/>
-        </w:rPr>
-        <w:t xml:space="preserve"> </w:t>
-      </w:r>
-      <w:r>
-        <w:rPr>
-          <w:rFonts w:ascii="JetBrains Mono" w:hAnsi="JetBrains Mono" w:cs="JetBrains Mono"/>
-          <w:sz w:val="18"/>
-          <w:szCs w:val="18"/>
-          <w:color w:val="067D17"/>
-        </w:rPr>
-        <w:t>"1"</w:t>
-      </w:r>
-      <w:r>
-        <w:rPr>
-          <w:rFonts w:ascii="JetBrains Mono" w:hAnsi="JetBrains Mono" w:cs="JetBrains Mono"/>
-          <w:sz w:val="18"/>
-          <w:szCs w:val="18"/>
-          <w:color w:val="080808"/>
-        </w:rPr>
-        <w:t>:</w:t>
-      </w:r>
-      <w:r>
-        <w:rPr>
-          <w:rFonts w:ascii="JetBrains Mono" w:hAnsi="JetBrains Mono" w:cs="JetBrains Mono"/>
-          <w:sz w:val="18"/>
-          <w:szCs w:val="18"/>
-          <w:color w:val="1750EB"/>
-        </w:rPr>
-        <w:br/>
-      </w:r>
-      <w:r>
-        <w:rPr>
-          <w:rFonts w:ascii="JetBrains Mono" w:hAnsi="JetBrains Mono" w:cs="JetBrains Mono"/>
-          <w:sz w:val="18"/>
-          <w:szCs w:val="18"/>
-          <w:color w:val="080808"/>
-        </w:rPr>
-        <w:t xml:space="preserve">    </w:t>
-      </w:r>
-      <w:r>
-        <w:rPr>
-          <w:rFonts w:ascii="JetBrains Mono" w:hAnsi="JetBrains Mono" w:cs="JetBrains Mono"/>
-          <w:sz w:val="18"/>
-          <w:szCs w:val="18"/>
-          <w:color w:val="1750EB"/>
-        </w:rPr>
-        <w:t>print</w:t>
-      </w:r>
-      <w:r>
-        <w:rPr>
-          <w:rFonts w:ascii="JetBrains Mono" w:hAnsi="JetBrains Mono" w:cs="JetBrains Mono"/>
-          <w:sz w:val="18"/>
-          <w:szCs w:val="18"/>
-          <w:color w:val="080808"/>
-        </w:rPr>
-        <w:t>(</w:t>
-      </w:r>
-      <w:r>
-        <w:rPr>
-          <w:rFonts w:ascii="JetBrains Mono" w:hAnsi="JetBrains Mono" w:cs="JetBrains Mono"/>
-          <w:sz w:val="18"/>
-          <w:szCs w:val="18"/>
-          <w:color w:val="067D17"/>
-        </w:rPr>
-        <w:t>"Result:"</w:t>
-      </w:r>
-      <w:r>
-        <w:rPr>
-          <w:rFonts w:ascii="JetBrains Mono" w:hAnsi="JetBrains Mono" w:cs="JetBrains Mono"/>
-          <w:sz w:val="18"/>
-          <w:szCs w:val="18"/>
-          <w:color w:val="080808"/>
-        </w:rPr>
-        <w:t>, double(value))</w:t>
-      </w:r>
-      <w:r>
-        <w:rPr>
-          <w:rFonts w:ascii="JetBrains Mono" w:hAnsi="JetBrains Mono" w:cs="JetBrains Mono"/>
-          <w:sz w:val="18"/>
-          <w:szCs w:val="18"/>
-          <w:color w:val="1750EB"/>
-        </w:rPr>
-        <w:br/>
-      </w:r>
-      <w:r>
-        <w:rPr>
-          <w:rFonts w:ascii="JetBrains Mono" w:hAnsi="JetBrains Mono" w:cs="JetBrains Mono"/>
-          <w:sz w:val="18"/>
-          <w:szCs w:val="18"/>
-          <w:color w:val="1750EB"/>
+          <w:color w:val="C45E00"/>
         </w:rPr>
         <w:t>else</w:t>
       </w:r>
@@ -921,8 +921,71 @@
           <w:rFonts w:ascii="JetBrains Mono" w:hAnsi="JetBrains Mono" w:cs="JetBrains Mono"/>
           <w:sz w:val="20"/>
           <w:szCs w:val="20"/>
+          <w:color w:val="C45E00"/>
+        </w:rPr>
+        <w:t>def</w:t>
+      </w:r>
+      <w:r>
+        <w:rPr>
+          <w:rFonts w:ascii="JetBrains Mono" w:hAnsi="JetBrains Mono" w:cs="JetBrains Mono"/>
+          <w:sz w:val="20"/>
+          <w:szCs w:val="20"/>
+          <w:color w:val="080808"/>
+        </w:rPr>
+        <w:t xml:space="preserve"> double(number):</w:t>
+      </w:r>
+      <w:r>
+        <w:rPr>
+          <w:rFonts w:ascii="JetBrains Mono" w:hAnsi="JetBrains Mono" w:cs="JetBrains Mono"/>
+          <w:sz w:val="20"/>
+          <w:szCs w:val="20"/>
           <w:color w:val="1750EB"/>
         </w:rPr>
+        <w:br/>
+      </w:r>
+      <w:r>
+        <w:rPr>
+          <w:rFonts w:ascii="JetBrains Mono" w:hAnsi="JetBrains Mono" w:cs="JetBrains Mono"/>
+          <w:sz w:val="20"/>
+          <w:szCs w:val="20"/>
+          <w:color w:val="080808"/>
+        </w:rPr>
+        <w:t xml:space="preserve">    </w:t>
+      </w:r>
+      <w:r>
+        <w:rPr>
+          <w:rFonts w:ascii="JetBrains Mono" w:hAnsi="JetBrains Mono" w:cs="JetBrains Mono"/>
+          <w:sz w:val="20"/>
+          <w:szCs w:val="20"/>
+          <w:color w:val="C45E00"/>
+        </w:rPr>
+        <w:t>return</w:t>
+      </w:r>
+      <w:r>
+        <w:rPr>
+          <w:rFonts w:ascii="JetBrains Mono" w:hAnsi="JetBrains Mono" w:cs="JetBrains Mono"/>
+          <w:sz w:val="20"/>
+          <w:szCs w:val="20"/>
+          <w:color w:val="080808"/>
+        </w:rPr>
+        <w:t xml:space="preserve"> number * 2</w:t>
+      </w:r>
+      <w:r>
+        <w:rPr>
+          <w:rFonts w:ascii="JetBrains Mono" w:hAnsi="JetBrains Mono" w:cs="JetBrains Mono"/>
+          <w:sz w:val="20"/>
+          <w:szCs w:val="20"/>
+          <w:color w:val="1750EB"/>
+        </w:rPr>
+        <w:br/>
+      </w:r>
+      <w:r>
+        <w:rPr>
+          <w:rFonts w:ascii="JetBrains Mono" w:hAnsi="JetBrains Mono" w:cs="JetBrains Mono"/>
+          <w:sz w:val="20"/>
+          <w:szCs w:val="20"/>
+          <w:color w:val="C45E00"/>
+        </w:rPr>
         <w:t>def</w:t>
       </w:r>
       <w:r>
@@ -932,7 +995,7 @@
           <w:szCs w:val="20"/>
           <w:color w:val="080808"/>
         </w:rPr>
-        <w:t xml:space="preserve"> double(number):</w:t>
+        <w:t xml:space="preserve"> square(number):</w:t>
       </w:r>
       <w:r>
         <w:rPr>
@@ -957,18 +1020,27 @@
           <w:rFonts w:ascii="JetBrains Mono" w:hAnsi="JetBrains Mono" w:cs="JetBrains Mono"/>
           <w:sz w:val="20"/>
           <w:szCs w:val="20"/>
+          <w:color w:val="C45E00"/>
+        </w:rPr>
+        <w:t>return</w:t>
+      </w:r>
+      <w:r>
+        <w:rPr>
+          <w:rFonts w:ascii="JetBrains Mono" w:hAnsi="JetBrains Mono" w:cs="JetBrains Mono"/>
+          <w:sz w:val="20"/>
+          <w:szCs w:val="20"/>
+          <w:color w:val="080808"/>
+        </w:rPr>
+        <w:t xml:space="preserve"> number * number</w:t>
+      </w:r>
+      <w:r>
+        <w:rPr>
+          <w:rFonts w:ascii="JetBrains Mono" w:hAnsi="JetBrains Mono" w:cs="JetBrains Mono"/>
+          <w:sz w:val="20"/>
+          <w:szCs w:val="20"/>
           <w:color w:val="1750EB"/>
         </w:rPr>
-        <w:t>return</w:t>
-      </w:r>
-      <w:r>
-        <w:rPr>
-          <w:rFonts w:ascii="JetBrains Mono" w:hAnsi="JetBrains Mono" w:cs="JetBrains Mono"/>
-          <w:sz w:val="20"/>
-          <w:szCs w:val="20"/>
-          <w:color w:val="080808"/>
-        </w:rPr>
-        <w:t xml:space="preserve"> number * 2</w:t>
+        <w:br/>
       </w:r>
       <w:r>
         <w:rPr>
@@ -977,6 +1049,42 @@
           <w:szCs w:val="20"/>
           <w:color w:val="1750EB"/>
         </w:rPr>
+        <w:t>print</w:t>
+      </w:r>
+      <w:r>
+        <w:rPr>
+          <w:rFonts w:ascii="JetBrains Mono" w:hAnsi="JetBrains Mono" w:cs="JetBrains Mono"/>
+          <w:sz w:val="20"/>
+          <w:szCs w:val="20"/>
+          <w:color w:val="080808"/>
+        </w:rPr>
+        <w:t>(</w:t>
+      </w:r>
+      <w:r>
+        <w:rPr>
+          <w:rFonts w:ascii="JetBrains Mono" w:hAnsi="JetBrains Mono" w:cs="JetBrains Mono"/>
+          <w:sz w:val="20"/>
+          <w:szCs w:val="20"/>
+          <w:color w:val="067D17"/>
+        </w:rPr>
+        <w:t>"1: double\n2: square"</w:t>
+      </w:r>
+      <w:r>
+        <w:rPr>
+          <w:rFonts w:ascii="JetBrains Mono" w:hAnsi="JetBrains Mono" w:cs="JetBrains Mono"/>
+          <w:sz w:val="20"/>
+          <w:szCs w:val="20"/>
+          <w:color w:val="080808"/>
+        </w:rPr>
+        <w:t>)</w:t>
+      </w:r>
+      <w:r>
+        <w:rPr>
+          <w:rFonts w:ascii="JetBrains Mono" w:hAnsi="JetBrains Mono" w:cs="JetBrains Mono"/>
+          <w:sz w:val="20"/>
+          <w:szCs w:val="20"/>
+          <w:color w:val="1750EB"/>
+        </w:rPr>
         <w:br/>
       </w:r>
       <w:r>
@@ -984,18 +1092,45 @@
           <w:rFonts w:ascii="JetBrains Mono" w:hAnsi="JetBrains Mono" w:cs="JetBrains Mono"/>
           <w:sz w:val="20"/>
           <w:szCs w:val="20"/>
+          <w:color w:val="080808"/>
+        </w:rPr>
+        <w:t xml:space="preserve">choice = </w:t>
+      </w:r>
+      <w:r>
+        <w:rPr>
+          <w:rFonts w:ascii="JetBrains Mono" w:hAnsi="JetBrains Mono" w:cs="JetBrains Mono"/>
+          <w:sz w:val="20"/>
+          <w:szCs w:val="20"/>
           <w:color w:val="1750EB"/>
         </w:rPr>
-        <w:t>def</w:t>
-      </w:r>
-      <w:r>
-        <w:rPr>
-          <w:rFonts w:ascii="JetBrains Mono" w:hAnsi="JetBrains Mono" w:cs="JetBrains Mono"/>
-          <w:sz w:val="20"/>
-          <w:szCs w:val="20"/>
-          <w:color w:val="080808"/>
-        </w:rPr>
-        <w:t xml:space="preserve"> square(number):</w:t>
+        <w:t>input</w:t>
+      </w:r>
+      <w:r>
+        <w:rPr>
+          <w:rFonts w:ascii="JetBrains Mono" w:hAnsi="JetBrains Mono" w:cs="JetBrains Mono"/>
+          <w:sz w:val="20"/>
+          <w:szCs w:val="20"/>
+          <w:color w:val="080808"/>
+        </w:rPr>
+        <w:t>(</w:t>
+      </w:r>
+      <w:r>
+        <w:rPr>
+          <w:rFonts w:ascii="JetBrains Mono" w:hAnsi="JetBrains Mono" w:cs="JetBrains Mono"/>
+          <w:sz w:val="20"/>
+          <w:szCs w:val="20"/>
+          <w:color w:val="067D17"/>
+        </w:rPr>
+        <w:t>"Choice: "</w:t>
+      </w:r>
+      <w:r>
+        <w:rPr>
+          <w:rFonts w:ascii="JetBrains Mono" w:hAnsi="JetBrains Mono" w:cs="JetBrains Mono"/>
+          <w:sz w:val="20"/>
+          <w:szCs w:val="20"/>
+          <w:color w:val="080808"/>
+        </w:rPr>
+        <w:t>)</w:t>
       </w:r>
       <w:r>
         <w:rPr>
@@ -1013,6 +1148,141 @@
           <w:szCs w:val="20"/>
           <w:color w:val="080808"/>
         </w:rPr>
+        <w:t xml:space="preserve">value = </w:t>
+      </w:r>
+      <w:r>
+        <w:rPr>
+          <w:rFonts w:ascii="JetBrains Mono" w:hAnsi="JetBrains Mono" w:cs="JetBrains Mono"/>
+          <w:sz w:val="20"/>
+          <w:szCs w:val="20"/>
+          <w:color w:val="1750EB"/>
+        </w:rPr>
+        <w:t>int</w:t>
+      </w:r>
+      <w:r>
+        <w:rPr>
+          <w:rFonts w:ascii="JetBrains Mono" w:hAnsi="JetBrains Mono" w:cs="JetBrains Mono"/>
+          <w:sz w:val="20"/>
+          <w:szCs w:val="20"/>
+          <w:color w:val="080808"/>
+        </w:rPr>
+        <w:t>(</w:t>
+      </w:r>
+      <w:r>
+        <w:rPr>
+          <w:rFonts w:ascii="JetBrains Mono" w:hAnsi="JetBrains Mono" w:cs="JetBrains Mono"/>
+          <w:sz w:val="20"/>
+          <w:szCs w:val="20"/>
+          <w:color w:val="1750EB"/>
+        </w:rPr>
+        <w:t>input</w:t>
+      </w:r>
+      <w:r>
+        <w:rPr>
+          <w:rFonts w:ascii="JetBrains Mono" w:hAnsi="JetBrains Mono" w:cs="JetBrains Mono"/>
+          <w:sz w:val="20"/>
+          <w:szCs w:val="20"/>
+          <w:color w:val="080808"/>
+        </w:rPr>
+        <w:t>(</w:t>
+      </w:r>
+      <w:r>
+        <w:rPr>
+          <w:rFonts w:ascii="JetBrains Mono" w:hAnsi="JetBrains Mono" w:cs="JetBrains Mono"/>
+          <w:sz w:val="20"/>
+          <w:szCs w:val="20"/>
+          <w:color w:val="067D17"/>
+        </w:rPr>
+        <w:t>"Number: "</w:t>
+      </w:r>
+      <w:r>
+        <w:rPr>
+          <w:rFonts w:ascii="JetBrains Mono" w:hAnsi="JetBrains Mono" w:cs="JetBrains Mono"/>
+          <w:sz w:val="20"/>
+          <w:szCs w:val="20"/>
+          <w:color w:val="080808"/>
+        </w:rPr>
+        <w:t>))</w:t>
+      </w:r>
+      <w:r>
+        <w:rPr>
+          <w:rFonts w:ascii="JetBrains Mono" w:hAnsi="JetBrains Mono" w:cs="JetBrains Mono"/>
+          <w:sz w:val="20"/>
+          <w:szCs w:val="20"/>
+          <w:color w:val="1750EB"/>
+        </w:rPr>
+        <w:br/>
+      </w:r>
+      <w:r>
+        <w:rPr>
+          <w:rFonts w:ascii="JetBrains Mono" w:hAnsi="JetBrains Mono" w:cs="JetBrains Mono"/>
+          <w:sz w:val="20"/>
+          <w:szCs w:val="20"/>
+          <w:color w:val="C45E00"/>
+        </w:rPr>
+        <w:t>if</w:t>
+      </w:r>
+      <w:r>
+        <w:rPr>
+          <w:rFonts w:ascii="JetBrains Mono" w:hAnsi="JetBrains Mono" w:cs="JetBrains Mono"/>
+          <w:sz w:val="20"/>
+          <w:szCs w:val="20"/>
+          <w:color w:val="080808"/>
+        </w:rPr>
+        <w:t xml:space="preserve"> choice </w:t>
+      </w:r>
+      <w:r>
+        <w:rPr>
+          <w:rFonts w:ascii="Consolas" w:hAnsi="Consolas" w:cs="JetBrains Mono"/>
+          <w:sz w:val="20"/>
+          <w:szCs w:val="20"/>
+          <w:color w:val="080808"/>
+        </w:rPr>
+        <w:t>==</w:t>
+      </w:r>
+      <w:r>
+        <w:rPr>
+          <w:rFonts w:ascii="JetBrains Mono" w:hAnsi="JetBrains Mono" w:cs="JetBrains Mono"/>
+          <w:sz w:val="20"/>
+          <w:szCs w:val="20"/>
+          <w:color w:val="080808"/>
+        </w:rPr>
+        <w:t xml:space="preserve"> </w:t>
+      </w:r>
+      <w:r>
+        <w:rPr>
+          <w:rFonts w:ascii="JetBrains Mono" w:hAnsi="JetBrains Mono" w:cs="JetBrains Mono"/>
+          <w:sz w:val="20"/>
+          <w:szCs w:val="20"/>
+          <w:color w:val="067D17"/>
+        </w:rPr>
+        <w:t>"1"</w:t>
+      </w:r>
+      <w:r>
+        <w:rPr>
+          <w:rFonts w:ascii="JetBrains Mono" w:hAnsi="JetBrains Mono" w:cs="JetBrains Mono"/>
+          <w:sz w:val="20"/>
+          <w:szCs w:val="20"/>
+          <w:color w:val="080808"/>
+        </w:rPr>
+        <w:t>:</w:t>
+      </w:r>
+      <w:r>
+        <w:rPr>
+          <w:rFonts w:ascii="JetBrains Mono" w:hAnsi="JetBrains Mono" w:cs="JetBrains Mono"/>
+          <w:sz w:val="20"/>
+          <w:szCs w:val="20"/>
+          <w:color w:val="1750EB"/>
+        </w:rPr>
+        <w:br/>
+      </w:r>
+      <w:r>
+        <w:rPr>
+          <w:rFonts w:ascii="JetBrains Mono" w:hAnsi="JetBrains Mono" w:cs="JetBrains Mono"/>
+          <w:sz w:val="20"/>
+          <w:szCs w:val="20"/>
+          <w:color w:val="080808"/>
+        </w:rPr>
         <w:t xml:space="preserve">    </w:t>
       </w:r>
       <w:r>
@@ -1022,16 +1292,34 @@
           <w:szCs w:val="20"/>
           <w:color w:val="1750EB"/>
         </w:rPr>
-        <w:t>return</w:t>
-      </w:r>
-      <w:r>
-        <w:rPr>
-          <w:rFonts w:ascii="JetBrains Mono" w:hAnsi="JetBrains Mono" w:cs="JetBrains Mono"/>
-          <w:sz w:val="20"/>
-          <w:szCs w:val="20"/>
-          <w:color w:val="080808"/>
-        </w:rPr>
-        <w:t xml:space="preserve"> number * number</w:t>
+        <w:t>print</w:t>
+      </w:r>
+      <w:r>
+        <w:rPr>
+          <w:rFonts w:ascii="JetBrains Mono" w:hAnsi="JetBrains Mono" w:cs="JetBrains Mono"/>
+          <w:sz w:val="20"/>
+          <w:szCs w:val="20"/>
+          <w:color w:val="080808"/>
+        </w:rPr>
+        <w:t>(</w:t>
+      </w:r>
+      <w:r>
+        <w:rPr>
+          <w:rFonts w:ascii="JetBrains Mono" w:hAnsi="JetBrains Mono" w:cs="JetBrains Mono"/>
+          <w:sz w:val="20"/>
+          <w:szCs w:val="20"/>
+          <w:color w:val="067D17"/>
+        </w:rPr>
+        <w:t>"Result:"</w:t>
+      </w:r>
+      <w:r>
+        <w:rPr>
+          <w:rFonts w:ascii="JetBrains Mono" w:hAnsi="JetBrains Mono" w:cs="JetBrains Mono"/>
+          <w:sz w:val="20"/>
+          <w:szCs w:val="20"/>
+          <w:color w:val="080808"/>
+        </w:rPr>
+        <w:t>, double(value))</w:t>
       </w:r>
       <w:r>
         <w:rPr>
@@ -1047,295 +1335,7 @@
           <w:rFonts w:ascii="JetBrains Mono" w:hAnsi="JetBrains Mono" w:cs="JetBrains Mono"/>
           <w:sz w:val="20"/>
           <w:szCs w:val="20"/>
-          <w:color w:val="1750EB"/>
-        </w:rPr>
-        <w:t>print</w:t>
-      </w:r>
-      <w:r>
-        <w:rPr>
-          <w:rFonts w:ascii="JetBrains Mono" w:hAnsi="JetBrains Mono" w:cs="JetBrains Mono"/>
-          <w:sz w:val="20"/>
-          <w:szCs w:val="20"/>
-          <w:color w:val="080808"/>
-        </w:rPr>
-        <w:t>(</w:t>
-      </w:r>
-      <w:r>
-        <w:rPr>
-          <w:rFonts w:ascii="JetBrains Mono" w:hAnsi="JetBrains Mono" w:cs="JetBrains Mono"/>
-          <w:sz w:val="20"/>
-          <w:szCs w:val="20"/>
-          <w:color w:val="067D17"/>
-        </w:rPr>
-        <w:t>"1: double\n2: square"</w:t>
-      </w:r>
-      <w:r>
-        <w:rPr>
-          <w:rFonts w:ascii="JetBrains Mono" w:hAnsi="JetBrains Mono" w:cs="JetBrains Mono"/>
-          <w:sz w:val="20"/>
-          <w:szCs w:val="20"/>
-          <w:color w:val="080808"/>
-        </w:rPr>
-        <w:t>)</w:t>
-      </w:r>
-      <w:r>
-        <w:rPr>
-          <w:rFonts w:ascii="JetBrains Mono" w:hAnsi="JetBrains Mono" w:cs="JetBrains Mono"/>
-          <w:sz w:val="20"/>
-          <w:szCs w:val="20"/>
-          <w:color w:val="1750EB"/>
-        </w:rPr>
-        <w:br/>
-      </w:r>
-      <w:r>
-        <w:rPr>
-          <w:rFonts w:ascii="JetBrains Mono" w:hAnsi="JetBrains Mono" w:cs="JetBrains Mono"/>
-          <w:sz w:val="20"/>
-          <w:szCs w:val="20"/>
-          <w:color w:val="080808"/>
-        </w:rPr>
-        <w:t xml:space="preserve">choice = </w:t>
-      </w:r>
-      <w:r>
-        <w:rPr>
-          <w:rFonts w:ascii="JetBrains Mono" w:hAnsi="JetBrains Mono" w:cs="JetBrains Mono"/>
-          <w:sz w:val="20"/>
-          <w:szCs w:val="20"/>
-          <w:color w:val="1750EB"/>
-        </w:rPr>
-        <w:t>input</w:t>
-      </w:r>
-      <w:r>
-        <w:rPr>
-          <w:rFonts w:ascii="JetBrains Mono" w:hAnsi="JetBrains Mono" w:cs="JetBrains Mono"/>
-          <w:sz w:val="20"/>
-          <w:szCs w:val="20"/>
-          <w:color w:val="080808"/>
-        </w:rPr>
-        <w:t>(</w:t>
-      </w:r>
-      <w:r>
-        <w:rPr>
-          <w:rFonts w:ascii="JetBrains Mono" w:hAnsi="JetBrains Mono" w:cs="JetBrains Mono"/>
-          <w:sz w:val="20"/>
-          <w:szCs w:val="20"/>
-          <w:color w:val="067D17"/>
-        </w:rPr>
-        <w:t>"Choice: "</w:t>
-      </w:r>
-      <w:r>
-        <w:rPr>
-          <w:rFonts w:ascii="JetBrains Mono" w:hAnsi="JetBrains Mono" w:cs="JetBrains Mono"/>
-          <w:sz w:val="20"/>
-          <w:szCs w:val="20"/>
-          <w:color w:val="080808"/>
-        </w:rPr>
-        <w:t>)</w:t>
-      </w:r>
-      <w:r>
-        <w:rPr>
-          <w:rFonts w:ascii="JetBrains Mono" w:hAnsi="JetBrains Mono" w:cs="JetBrains Mono"/>
-          <w:sz w:val="20"/>
-          <w:szCs w:val="20"/>
-          <w:color w:val="1750EB"/>
-        </w:rPr>
-        <w:br/>
-      </w:r>
-      <w:r>
-        <w:rPr>
-          <w:rFonts w:ascii="JetBrains Mono" w:hAnsi="JetBrains Mono" w:cs="JetBrains Mono"/>
-          <w:sz w:val="20"/>
-          <w:szCs w:val="20"/>
-          <w:color w:val="080808"/>
-        </w:rPr>
-        <w:t xml:space="preserve">value = </w:t>
-      </w:r>
-      <w:r>
-        <w:rPr>
-          <w:rFonts w:ascii="JetBrains Mono" w:hAnsi="JetBrains Mono" w:cs="JetBrains Mono"/>
-          <w:sz w:val="20"/>
-          <w:szCs w:val="20"/>
-          <w:color w:val="1750EB"/>
-        </w:rPr>
-        <w:t>int</w:t>
-      </w:r>
-      <w:r>
-        <w:rPr>
-          <w:rFonts w:ascii="JetBrains Mono" w:hAnsi="JetBrains Mono" w:cs="JetBrains Mono"/>
-          <w:sz w:val="20"/>
-          <w:szCs w:val="20"/>
-          <w:color w:val="080808"/>
-        </w:rPr>
-        <w:t>(</w:t>
-      </w:r>
-      <w:r>
-        <w:rPr>
-          <w:rFonts w:ascii="JetBrains Mono" w:hAnsi="JetBrains Mono" w:cs="JetBrains Mono"/>
-          <w:sz w:val="20"/>
-          <w:szCs w:val="20"/>
-          <w:color w:val="1750EB"/>
-        </w:rPr>
-        <w:t>input</w:t>
-      </w:r>
-      <w:r>
-        <w:rPr>
-          <w:rFonts w:ascii="JetBrains Mono" w:hAnsi="JetBrains Mono" w:cs="JetBrains Mono"/>
-          <w:sz w:val="20"/>
-          <w:szCs w:val="20"/>
-          <w:color w:val="080808"/>
-        </w:rPr>
-        <w:t>(</w:t>
-      </w:r>
-      <w:r>
-        <w:rPr>
-          <w:rFonts w:ascii="JetBrains Mono" w:hAnsi="JetBrains Mono" w:cs="JetBrains Mono"/>
-          <w:sz w:val="20"/>
-          <w:szCs w:val="20"/>
-          <w:color w:val="067D17"/>
-        </w:rPr>
-        <w:t>"Number: "</w:t>
-      </w:r>
-      <w:r>
-        <w:rPr>
-          <w:rFonts w:ascii="JetBrains Mono" w:hAnsi="JetBrains Mono" w:cs="JetBrains Mono"/>
-          <w:sz w:val="20"/>
-          <w:szCs w:val="20"/>
-          <w:color w:val="080808"/>
-        </w:rPr>
-        <w:t>))</w:t>
-      </w:r>
-      <w:r>
-        <w:rPr>
-          <w:rFonts w:ascii="JetBrains Mono" w:hAnsi="JetBrains Mono" w:cs="JetBrains Mono"/>
-          <w:sz w:val="20"/>
-          <w:szCs w:val="20"/>
-          <w:color w:val="1750EB"/>
-        </w:rPr>
-        <w:br/>
-      </w:r>
-      <w:r>
-        <w:rPr>
-          <w:rFonts w:ascii="JetBrains Mono" w:hAnsi="JetBrains Mono" w:cs="JetBrains Mono"/>
-          <w:sz w:val="20"/>
-          <w:szCs w:val="20"/>
-          <w:color w:val="1750EB"/>
-        </w:rPr>
-        <w:t>if</w:t>
-      </w:r>
-      <w:r>
-        <w:rPr>
-          <w:rFonts w:ascii="JetBrains Mono" w:hAnsi="JetBrains Mono" w:cs="JetBrains Mono"/>
-          <w:sz w:val="20"/>
-          <w:szCs w:val="20"/>
-          <w:color w:val="080808"/>
-        </w:rPr>
-        <w:t xml:space="preserve"> choice </w:t>
-      </w:r>
-      <w:r>
-        <w:rPr>
-          <w:rFonts w:ascii="Consolas" w:hAnsi="Consolas" w:cs="JetBrains Mono"/>
-          <w:sz w:val="20"/>
-          <w:szCs w:val="20"/>
-          <w:color w:val="080808"/>
-        </w:rPr>
-        <w:t>==</w:t>
-      </w:r>
-      <w:r>
-        <w:rPr>
-          <w:rFonts w:ascii="JetBrains Mono" w:hAnsi="JetBrains Mono" w:cs="JetBrains Mono"/>
-          <w:sz w:val="20"/>
-          <w:szCs w:val="20"/>
-          <w:color w:val="080808"/>
-        </w:rPr>
-        <w:t xml:space="preserve"> </w:t>
-      </w:r>
-      <w:r>
-        <w:rPr>
-          <w:rFonts w:ascii="JetBrains Mono" w:hAnsi="JetBrains Mono" w:cs="JetBrains Mono"/>
-          <w:sz w:val="20"/>
-          <w:szCs w:val="20"/>
-          <w:color w:val="067D17"/>
-        </w:rPr>
-        <w:t>"1"</w:t>
-      </w:r>
-      <w:r>
-        <w:rPr>
-          <w:rFonts w:ascii="JetBrains Mono" w:hAnsi="JetBrains Mono" w:cs="JetBrains Mono"/>
-          <w:sz w:val="20"/>
-          <w:szCs w:val="20"/>
-          <w:color w:val="080808"/>
-        </w:rPr>
-        <w:t>:</w:t>
-      </w:r>
-      <w:r>
-        <w:rPr>
-          <w:rFonts w:ascii="JetBrains Mono" w:hAnsi="JetBrains Mono" w:cs="JetBrains Mono"/>
-          <w:sz w:val="20"/>
-          <w:szCs w:val="20"/>
-          <w:color w:val="1750EB"/>
-        </w:rPr>
-        <w:br/>
-      </w:r>
-      <w:r>
-        <w:rPr>
-          <w:rFonts w:ascii="JetBrains Mono" w:hAnsi="JetBrains Mono" w:cs="JetBrains Mono"/>
-          <w:sz w:val="20"/>
-          <w:szCs w:val="20"/>
-          <w:color w:val="080808"/>
-        </w:rPr>
-        <w:t xml:space="preserve">    </w:t>
-      </w:r>
-      <w:r>
-        <w:rPr>
-          <w:rFonts w:ascii="JetBrains Mono" w:hAnsi="JetBrains Mono" w:cs="JetBrains Mono"/>
-          <w:sz w:val="20"/>
-          <w:szCs w:val="20"/>
-          <w:color w:val="1750EB"/>
-        </w:rPr>
-        <w:t>print</w:t>
-      </w:r>
-      <w:r>
-        <w:rPr>
-          <w:rFonts w:ascii="JetBrains Mono" w:hAnsi="JetBrains Mono" w:cs="JetBrains Mono"/>
-          <w:sz w:val="20"/>
-          <w:szCs w:val="20"/>
-          <w:color w:val="080808"/>
-        </w:rPr>
-        <w:t>(</w:t>
-      </w:r>
-      <w:r>
-        <w:rPr>
-          <w:rFonts w:ascii="JetBrains Mono" w:hAnsi="JetBrains Mono" w:cs="JetBrains Mono"/>
-          <w:sz w:val="20"/>
-          <w:szCs w:val="20"/>
-          <w:color w:val="067D17"/>
-        </w:rPr>
-        <w:t>"Result:"</w:t>
-      </w:r>
-      <w:r>
-        <w:rPr>
-          <w:rFonts w:ascii="JetBrains Mono" w:hAnsi="JetBrains Mono" w:cs="JetBrains Mono"/>
-          <w:sz w:val="20"/>
-          <w:szCs w:val="20"/>
-          <w:color w:val="080808"/>
-        </w:rPr>
-        <w:t>, double(value))</w:t>
-      </w:r>
-      <w:r>
-        <w:rPr>
-          <w:rFonts w:ascii="JetBrains Mono" w:hAnsi="JetBrains Mono" w:cs="JetBrains Mono"/>
-          <w:sz w:val="20"/>
-          <w:szCs w:val="20"/>
-          <w:color w:val="1750EB"/>
-        </w:rPr>
-        <w:br/>
-      </w:r>
-      <w:r>
-        <w:rPr>
-          <w:rFonts w:ascii="JetBrains Mono" w:hAnsi="JetBrains Mono" w:cs="JetBrains Mono"/>
-          <w:sz w:val="20"/>
-          <w:szCs w:val="20"/>
-          <w:color w:val="1750EB"/>
+          <w:color w:val="C45E00"/>
         </w:rPr>
         <w:t>else</w:t>
       </w:r>
@@ -2011,7 +2011,7 @@
           <w:kern w:val="0"/>
           <w:szCs w:val="24"/>
           <w14:ligatures w14:val="none"/>
-          <w:color w:val="1750EB"/>
+          <w:color w:val="C45E00"/>
         </w:rPr>
         <w:t>def</w:t>
       </w:r>
@@ -2081,7 +2081,7 @@
           <w:kern w:val="0"/>
           <w:szCs w:val="24"/>
           <w14:ligatures w14:val="none"/>
-          <w:color w:val="1750EB"/>
+          <w:color w:val="C45E00"/>
         </w:rPr>
         <w:t>def</w:t>
       </w:r>
@@ -2141,7 +2141,7 @@
           <w:kern w:val="0"/>
           <w:szCs w:val="24"/>
           <w14:ligatures w14:val="none"/>
-          <w:color w:val="1750EB"/>
+          <w:color w:val="C45E00"/>
         </w:rPr>
         <w:t>return</w:t>
       </w:r>
